--- a/documentos/recotime/informe-recotime.docx
+++ b/documentos/recotime/informe-recotime.docx
@@ -164,37 +164,7 @@
           <w:color w:val="1B3325"/>
           <w:sz w:val="26"/>
         </w:rPr>
-        <w:t>CRM</w:t>
-      </w:r>
-      <w:r>
-        <w:rPr>
-          <w:rFonts w:ascii="Poppins" w:hAnsi="Poppins" w:cs="Poppins" w:eastAsia="Poppins"/>
-          <w:b/>
-          <w:i w:val="0"/>
-          <w:color w:val="1B3325"/>
-          <w:sz w:val="26"/>
-        </w:rPr>
-        <w:t xml:space="preserve"> y </w:t>
-      </w:r>
-      <w:r>
-        <w:rPr>
-          <w:rFonts w:ascii="Poppins" w:hAnsi="Poppins" w:cs="Poppins" w:eastAsia="Poppins"/>
-          <w:b/>
-          <w:i w:val="0"/>
-          <w:color w:val="1B3325"/>
-          <w:sz w:val="26"/>
-        </w:rPr>
-        <w:t>ERP</w:t>
-      </w:r>
-      <w:r>
-        <w:rPr>
-          <w:rFonts w:ascii="Poppins" w:hAnsi="Poppins" w:cs="Poppins" w:eastAsia="Poppins"/>
-          <w:b/>
-          <w:i w:val="0"/>
-          <w:color w:val="1B3325"/>
-          <w:sz w:val="26"/>
-        </w:rPr>
-        <w:t xml:space="preserve"> de gestión, con trazabilidad, asistencia e intranet Drive</w:t>
+        <w:t>Trazabilidad de clientes, chat interno, jornada e intranet Drive</w:t>
       </w:r>
     </w:p>
     <w:p>
@@ -246,7 +216,7 @@
           <w:color w:val="1B3325"/>
           <w:sz w:val="26"/>
         </w:rPr>
-        <w:t xml:space="preserve">Este informe presenta a la directiva el perfil de </w:t>
+        <w:t xml:space="preserve">Este informe define </w:t>
       </w:r>
       <w:r>
         <w:rPr>
@@ -266,7 +236,7 @@
           <w:color w:val="1B3325"/>
           <w:sz w:val="26"/>
         </w:rPr>
-        <w:t xml:space="preserve">, el sistema de </w:t>
+        <w:t xml:space="preserve">, fija el alcance de esta versión y sostiene el precio contra tarifas públicas leídas el 14 de octubre de 2026. Lo usa la directiva de </w:t>
       </w:r>
       <w:r>
         <w:rPr>
@@ -286,8 +256,16 @@
           <w:color w:val="1B3325"/>
           <w:sz w:val="26"/>
         </w:rPr>
-        <w:t xml:space="preserve"> que reúne el </w:t>
+        <w:t xml:space="preserve"> para aprobar la oferta. Las secciones 2 y 3 dicen para qué existe el sistema. La sección 9 trae el mercado. La sección 11 trae el precio. La sección 17 explica la parte social.</w:t>
       </w:r>
+    </w:p>
+    <w:p>
+      <w:pPr>
+        <w:spacing w:before="160" w:after="40" w:line="259" w:lineRule="auto"/>
+        <w:jc w:val="left"/>
+        <w:keepNext/>
+        <w:widowControl/>
+      </w:pPr>
       <w:r>
         <w:rPr>
           <w:rFonts w:ascii="Poppins" w:hAnsi="Poppins" w:cs="Poppins" w:eastAsia="Poppins"/>
@@ -296,7 +274,24 @@
           <w:color w:val="1B3325"/>
           <w:sz w:val="26"/>
         </w:rPr>
-        <w:t>CRM</w:t>
+        <w:t>Qué es</w:t>
+      </w:r>
+    </w:p>
+    <w:p>
+      <w:pPr>
+        <w:spacing w:before="0" w:after="160" w:line="259" w:lineRule="auto"/>
+        <w:jc w:val="both"/>
+        <w:widowControl/>
+      </w:pPr>
+      <w:r>
+        <w:rPr>
+          <w:rFonts w:ascii="Poppins" w:hAnsi="Poppins" w:cs="Poppins" w:eastAsia="Poppins"/>
+          <w:b/>
+          <w:i w:val="0"/>
+          <w:color w:val="1B3325"/>
+          <w:sz w:val="26"/>
+        </w:rPr>
+        <w:t>RecoTime</w:t>
       </w:r>
       <w:r>
         <w:rPr>
@@ -306,7 +301,7 @@
           <w:color w:val="1B3325"/>
           <w:sz w:val="26"/>
         </w:rPr>
-        <w:t xml:space="preserve"> y el </w:t>
+        <w:t xml:space="preserve"> es el sistema de gestión de la empresa. El módulo 1 lleva la trazabilidad de la gestión de cada cliente y el chat interno de la compañía, junto con el </w:t>
       </w:r>
       <w:r>
         <w:rPr>
@@ -326,44 +321,7 @@
           <w:color w:val="1B3325"/>
           <w:sz w:val="26"/>
         </w:rPr>
-        <w:t xml:space="preserve"> de gestión en una sola operación. Sirve para llevar clientes y procesos, la trazabilidad de cada trabajador, la asistencia del día y el módulo Drive, la intranet donde queda guardada la información de la empresa. También reúne los precios públicos de Odoo, Bitrix24, Google Workspace y Hostinger, y la lista que se propone aprobar: sistema completo o módulos sueltos.</w:t>
-      </w:r>
-    </w:p>
-    <w:p>
-      <w:pPr>
-        <w:spacing w:before="0" w:after="160" w:line="259" w:lineRule="auto"/>
-        <w:jc w:val="both"/>
-        <w:widowControl/>
-      </w:pPr>
-      <w:r>
-        <w:rPr>
-          <w:rFonts w:ascii="Poppins" w:hAnsi="Poppins" w:cs="Poppins" w:eastAsia="Poppins"/>
-          <w:b w:val="0"/>
-          <w:i w:val="0"/>
-          <w:color w:val="1B3325"/>
-          <w:sz w:val="26"/>
-        </w:rPr>
-        <w:t xml:space="preserve">La propuesta comercial tiene tres modalidades, con la configuración y la capacitación incluidas: suscripción mensual, anualidad y licencia vitalicia. Los valores de </w:t>
-      </w:r>
-      <w:r>
-        <w:rPr>
-          <w:rFonts w:ascii="Poppins" w:hAnsi="Poppins" w:cs="Poppins" w:eastAsia="Poppins"/>
-          <w:b/>
-          <w:i w:val="0"/>
-          <w:color w:val="1B3325"/>
-          <w:sz w:val="26"/>
-        </w:rPr>
-        <w:t>RecoTime</w:t>
-      </w:r>
-      <w:r>
-        <w:rPr>
-          <w:rFonts w:ascii="Poppins" w:hAnsi="Poppins" w:cs="Poppins" w:eastAsia="Poppins"/>
-          <w:b w:val="0"/>
-          <w:i w:val="0"/>
-          <w:color w:val="1B3325"/>
-          <w:sz w:val="26"/>
-        </w:rPr>
-        <w:t xml:space="preserve"> que aparecen desde la sección 11 son una recomendación de este informe. Los de la sección 9 son cifras leídas en páginas públicas el 14 de octubre de 2026, pasadas a pesos con la TRM de $3.181,74 de ese día.</w:t>
+        <w:t xml:space="preserve"> de áreas, cargos y procesos. El módulo 2 registra la jornada: llegada, almuerzo, descansos y salida. El módulo 3 es el Drive, la intranet de documentos. La nómina y la contabilidad quedan en el programa que la empresa ya use.</w:t>
       </w:r>
     </w:p>
     <w:tbl>
@@ -374,10 +332,9 @@
         <w:tblLook w:firstColumn="1" w:firstRow="1" w:lastColumn="0" w:lastRow="0" w:noHBand="0" w:noVBand="1" w:val="04A0"/>
       </w:tblPr>
       <w:tblGrid>
-        <w:gridCol w:w="2400"/>
-        <w:gridCol w:w="2400"/>
-        <w:gridCol w:w="2400"/>
-        <w:gridCol w:w="2400"/>
+        <w:gridCol w:w="2500"/>
+        <w:gridCol w:w="5100"/>
+        <w:gridCol w:w="2000"/>
       </w:tblGrid>
       <w:tr>
         <w:trPr>
@@ -386,7 +343,7 @@
         </w:trPr>
         <w:tc>
           <w:tcPr>
-            <w:tcW w:type="dxa" w:w="2400"/>
+            <w:tcW w:type="dxa" w:w="2500"/>
             <w:tcBorders>
               <w:top w:val="single" w:sz="4" w:space="0" w:color="1B3325"/>
               <w:left w:val="single" w:sz="4" w:space="0" w:color="1B3325"/>
@@ -416,35 +373,15 @@
                 <w:b/>
                 <w:i w:val="0"/>
                 <w:color w:val="FFFFFF"/>
-                <w:sz w:val="20"/>
-              </w:rPr>
-              <w:t>CRM</w:t>
-            </w:r>
-            <w:r>
-              <w:rPr>
-                <w:rFonts w:ascii="Poppins" w:hAnsi="Poppins" w:cs="Poppins" w:eastAsia="Poppins"/>
-                <w:b/>
-                <w:i w:val="0"/>
-                <w:color w:val="FFFFFF"/>
-                <w:sz w:val="20"/>
-              </w:rPr>
-              <w:t xml:space="preserve"> y </w:t>
-            </w:r>
-            <w:r>
-              <w:rPr>
-                <w:rFonts w:ascii="Poppins" w:hAnsi="Poppins" w:cs="Poppins" w:eastAsia="Poppins"/>
-                <w:b/>
-                <w:i w:val="0"/>
-                <w:color w:val="FFFFFF"/>
-                <w:sz w:val="20"/>
-              </w:rPr>
-              <w:t>ERP</w:t>
+                <w:sz w:val="18"/>
+              </w:rPr>
+              <w:t>Módulo</w:t>
             </w:r>
           </w:p>
         </w:tc>
         <w:tc>
           <w:tcPr>
-            <w:tcW w:type="dxa" w:w="2400"/>
+            <w:tcW w:type="dxa" w:w="5100"/>
             <w:tcBorders>
               <w:top w:val="single" w:sz="4" w:space="0" w:color="1B3325"/>
               <w:left w:val="single" w:sz="4" w:space="0" w:color="1B3325"/>
@@ -474,15 +411,15 @@
                 <w:b/>
                 <w:i w:val="0"/>
                 <w:color w:val="FFFFFF"/>
-                <w:sz w:val="20"/>
-              </w:rPr>
-              <w:t>Asistencia</w:t>
+                <w:sz w:val="18"/>
+              </w:rPr>
+              <w:t>Qué queda registrado</w:t>
             </w:r>
           </w:p>
         </w:tc>
         <w:tc>
           <w:tcPr>
-            <w:tcW w:type="dxa" w:w="2400"/>
+            <w:tcW w:type="dxa" w:w="2000"/>
             <w:tcBorders>
               <w:top w:val="single" w:sz="4" w:space="0" w:color="1B3325"/>
               <w:left w:val="single" w:sz="4" w:space="0" w:color="1B3325"/>
@@ -512,47 +449,9 @@
                 <w:b/>
                 <w:i w:val="0"/>
                 <w:color w:val="FFFFFF"/>
-                <w:sz w:val="20"/>
-              </w:rPr>
-              <w:t>Drive, 2 TB</w:t>
-            </w:r>
-          </w:p>
-        </w:tc>
-        <w:tc>
-          <w:tcPr>
-            <w:tcW w:type="dxa" w:w="2400"/>
-            <w:tcBorders>
-              <w:top w:val="single" w:sz="4" w:space="0" w:color="1B3325"/>
-              <w:left w:val="single" w:sz="4" w:space="0" w:color="1B3325"/>
-              <w:bottom w:val="single" w:sz="4" w:space="0" w:color="1B3325"/>
-              <w:right w:val="single" w:sz="4" w:space="0" w:color="1B3325"/>
-            </w:tcBorders>
-            <w:tcMar>
-              <w:top w:w="40" w:type="dxa"/>
-              <w:left w:w="80" w:type="dxa"/>
-              <w:bottom w:w="40" w:type="dxa"/>
-              <w:right w:w="80" w:type="dxa"/>
-            </w:tcMar>
-            <w:shd w:val="clear" w:color="auto" w:fill="1B3325"/>
-            <w:vAlign w:val="center"/>
-          </w:tcPr>
-          <w:p>
-            <w:pPr>
-              <w:spacing w:before="0" w:after="0" w:line="259" w:lineRule="auto"/>
-              <w:jc w:val="center"/>
-              <w:widowControl/>
-              <w:keepNext/>
-            </w:pPr>
-            <w:r/>
-            <w:r>
-              <w:rPr>
-                <w:rFonts w:ascii="Poppins" w:hAnsi="Poppins" w:cs="Poppins" w:eastAsia="Poppins"/>
-                <w:b/>
-                <w:i w:val="0"/>
-                <w:color w:val="FFFFFF"/>
-                <w:sz w:val="20"/>
-              </w:rPr>
-              <w:t>Por usuario</w:t>
+                <w:sz w:val="18"/>
+              </w:rPr>
+              <w:t>Por usuario al mes</w:t>
             </w:r>
           </w:p>
         </w:tc>
@@ -563,7 +462,7 @@
         </w:trPr>
         <w:tc>
           <w:tcPr>
-            <w:tcW w:type="dxa" w:w="2400"/>
+            <w:tcW w:type="dxa" w:w="2500"/>
             <w:tcBorders>
               <w:top w:val="single" w:sz="4" w:space="0" w:color="1B3325"/>
               <w:left w:val="single" w:sz="4" w:space="0" w:color="1B3325"/>
@@ -584,6 +483,7 @@
               <w:spacing w:before="0" w:after="0" w:line="259" w:lineRule="auto"/>
               <w:jc w:val="left"/>
               <w:widowControl/>
+              <w:keepNext/>
             </w:pPr>
             <w:r/>
             <w:r>
@@ -592,15 +492,55 @@
                 <w:b w:val="0"/>
                 <w:i w:val="0"/>
                 <w:color w:val="1B3325"/>
-                <w:sz w:val="20"/>
-              </w:rPr>
-              <w:t>Clientes, procesos, áreas y el tablero de la operación.</w:t>
+                <w:sz w:val="18"/>
+              </w:rPr>
+              <w:t xml:space="preserve">1. </w:t>
+            </w:r>
+            <w:r>
+              <w:rPr>
+                <w:rFonts w:ascii="Poppins" w:hAnsi="Poppins" w:cs="Poppins" w:eastAsia="Poppins"/>
+                <w:b/>
+                <w:i w:val="0"/>
+                <w:color w:val="1B3325"/>
+                <w:sz w:val="18"/>
+              </w:rPr>
+              <w:t>CRM</w:t>
+            </w:r>
+            <w:r>
+              <w:rPr>
+                <w:rFonts w:ascii="Poppins" w:hAnsi="Poppins" w:cs="Poppins" w:eastAsia="Poppins"/>
+                <w:b w:val="0"/>
+                <w:i w:val="0"/>
+                <w:color w:val="1B3325"/>
+                <w:sz w:val="18"/>
+              </w:rPr>
+              <w:t xml:space="preserve"> y </w:t>
+            </w:r>
+            <w:r>
+              <w:rPr>
+                <w:rFonts w:ascii="Poppins" w:hAnsi="Poppins" w:cs="Poppins" w:eastAsia="Poppins"/>
+                <w:b/>
+                <w:i w:val="0"/>
+                <w:color w:val="1B3325"/>
+                <w:sz w:val="18"/>
+              </w:rPr>
+              <w:t>ERP</w:t>
+            </w:r>
+            <w:r>
+              <w:rPr>
+                <w:rFonts w:ascii="Poppins" w:hAnsi="Poppins" w:cs="Poppins" w:eastAsia="Poppins"/>
+                <w:b w:val="0"/>
+                <w:i w:val="0"/>
+                <w:color w:val="1B3325"/>
+                <w:sz w:val="18"/>
+              </w:rPr>
+              <w:t xml:space="preserve"> de gestión</w:t>
             </w:r>
           </w:p>
         </w:tc>
         <w:tc>
           <w:tcPr>
-            <w:tcW w:type="dxa" w:w="2400"/>
+            <w:tcW w:type="dxa" w:w="5100"/>
             <w:tcBorders>
               <w:top w:val="single" w:sz="4" w:space="0" w:color="1B3325"/>
               <w:left w:val="single" w:sz="4" w:space="0" w:color="1B3325"/>
@@ -621,6 +561,7 @@
               <w:spacing w:before="0" w:after="0" w:line="259" w:lineRule="auto"/>
               <w:jc w:val="left"/>
               <w:widowControl/>
+              <w:keepNext/>
             </w:pPr>
             <w:r/>
             <w:r>
@@ -629,15 +570,177 @@
                 <w:b w:val="0"/>
                 <w:i w:val="0"/>
                 <w:color w:val="1B3325"/>
-                <w:sz w:val="20"/>
-              </w:rPr>
-              <w:t>Llegada, almuerzo, descansos y salida, persona por persona.</w:t>
+                <w:sz w:val="18"/>
+              </w:rPr>
+              <w:t>Expediente del cliente, chat interno, áreas, cargos, procesos y trazabilidad del trabajador.</w:t>
             </w:r>
           </w:p>
         </w:tc>
         <w:tc>
           <w:tcPr>
-            <w:tcW w:type="dxa" w:w="2400"/>
+            <w:tcW w:type="dxa" w:w="2000"/>
+            <w:tcBorders>
+              <w:top w:val="single" w:sz="4" w:space="0" w:color="1B3325"/>
+              <w:left w:val="single" w:sz="4" w:space="0" w:color="1B3325"/>
+              <w:bottom w:val="single" w:sz="4" w:space="0" w:color="1B3325"/>
+              <w:right w:val="single" w:sz="4" w:space="0" w:color="1B3325"/>
+            </w:tcBorders>
+            <w:tcMar>
+              <w:top w:w="40" w:type="dxa"/>
+              <w:left w:w="80" w:type="dxa"/>
+              <w:bottom w:w="40" w:type="dxa"/>
+              <w:right w:w="80" w:type="dxa"/>
+            </w:tcMar>
+            <w:shd w:val="clear" w:color="auto" w:fill="FFFFFF"/>
+            <w:vAlign w:val="center"/>
+          </w:tcPr>
+          <w:p>
+            <w:pPr>
+              <w:spacing w:before="0" w:after="0" w:line="259" w:lineRule="auto"/>
+              <w:jc w:val="center"/>
+              <w:widowControl/>
+              <w:keepNext/>
+            </w:pPr>
+            <w:r/>
+            <w:r>
+              <w:rPr>
+                <w:rFonts w:ascii="Poppins" w:hAnsi="Poppins" w:cs="Poppins" w:eastAsia="Poppins"/>
+                <w:b w:val="0"/>
+                <w:i w:val="0"/>
+                <w:color w:val="1B3325"/>
+                <w:sz w:val="18"/>
+              </w:rPr>
+              <w:t>$15.000</w:t>
+            </w:r>
+          </w:p>
+        </w:tc>
+      </w:tr>
+      <w:tr>
+        <w:trPr>
+          <w:cantSplit/>
+        </w:trPr>
+        <w:tc>
+          <w:tcPr>
+            <w:tcW w:type="dxa" w:w="2500"/>
+            <w:tcBorders>
+              <w:top w:val="single" w:sz="4" w:space="0" w:color="1B3325"/>
+              <w:left w:val="single" w:sz="4" w:space="0" w:color="1B3325"/>
+              <w:bottom w:val="single" w:sz="4" w:space="0" w:color="1B3325"/>
+              <w:right w:val="single" w:sz="4" w:space="0" w:color="1B3325"/>
+            </w:tcBorders>
+            <w:tcMar>
+              <w:top w:w="40" w:type="dxa"/>
+              <w:left w:w="80" w:type="dxa"/>
+              <w:bottom w:w="40" w:type="dxa"/>
+              <w:right w:w="80" w:type="dxa"/>
+            </w:tcMar>
+            <w:shd w:val="clear" w:color="auto" w:fill="F7FBF8"/>
+            <w:vAlign w:val="center"/>
+          </w:tcPr>
+          <w:p>
+            <w:pPr>
+              <w:spacing w:before="0" w:after="0" w:line="259" w:lineRule="auto"/>
+              <w:jc w:val="left"/>
+              <w:widowControl/>
+              <w:keepNext/>
+            </w:pPr>
+            <w:r/>
+            <w:r>
+              <w:rPr>
+                <w:rFonts w:ascii="Poppins" w:hAnsi="Poppins" w:cs="Poppins" w:eastAsia="Poppins"/>
+                <w:b w:val="0"/>
+                <w:i w:val="0"/>
+                <w:color w:val="1B3325"/>
+                <w:sz w:val="18"/>
+              </w:rPr>
+              <w:t>2. Asistencia</w:t>
+            </w:r>
+          </w:p>
+        </w:tc>
+        <w:tc>
+          <w:tcPr>
+            <w:tcW w:type="dxa" w:w="5100"/>
+            <w:tcBorders>
+              <w:top w:val="single" w:sz="4" w:space="0" w:color="1B3325"/>
+              <w:left w:val="single" w:sz="4" w:space="0" w:color="1B3325"/>
+              <w:bottom w:val="single" w:sz="4" w:space="0" w:color="1B3325"/>
+              <w:right w:val="single" w:sz="4" w:space="0" w:color="1B3325"/>
+            </w:tcBorders>
+            <w:tcMar>
+              <w:top w:w="40" w:type="dxa"/>
+              <w:left w:w="80" w:type="dxa"/>
+              <w:bottom w:w="40" w:type="dxa"/>
+              <w:right w:w="80" w:type="dxa"/>
+            </w:tcMar>
+            <w:shd w:val="clear" w:color="auto" w:fill="F7FBF8"/>
+            <w:vAlign w:val="center"/>
+          </w:tcPr>
+          <w:p>
+            <w:pPr>
+              <w:spacing w:before="0" w:after="0" w:line="259" w:lineRule="auto"/>
+              <w:jc w:val="left"/>
+              <w:widowControl/>
+              <w:keepNext/>
+            </w:pPr>
+            <w:r/>
+            <w:r>
+              <w:rPr>
+                <w:rFonts w:ascii="Poppins" w:hAnsi="Poppins" w:cs="Poppins" w:eastAsia="Poppins"/>
+                <w:b w:val="0"/>
+                <w:i w:val="0"/>
+                <w:color w:val="1B3325"/>
+                <w:sz w:val="18"/>
+              </w:rPr>
+              <w:t>Llegada, inicio y fin de almuerzo, descansos y salida, con fecha y hora.</w:t>
+            </w:r>
+          </w:p>
+        </w:tc>
+        <w:tc>
+          <w:tcPr>
+            <w:tcW w:type="dxa" w:w="2000"/>
+            <w:tcBorders>
+              <w:top w:val="single" w:sz="4" w:space="0" w:color="1B3325"/>
+              <w:left w:val="single" w:sz="4" w:space="0" w:color="1B3325"/>
+              <w:bottom w:val="single" w:sz="4" w:space="0" w:color="1B3325"/>
+              <w:right w:val="single" w:sz="4" w:space="0" w:color="1B3325"/>
+            </w:tcBorders>
+            <w:tcMar>
+              <w:top w:w="40" w:type="dxa"/>
+              <w:left w:w="80" w:type="dxa"/>
+              <w:bottom w:w="40" w:type="dxa"/>
+              <w:right w:w="80" w:type="dxa"/>
+            </w:tcMar>
+            <w:shd w:val="clear" w:color="auto" w:fill="F7FBF8"/>
+            <w:vAlign w:val="center"/>
+          </w:tcPr>
+          <w:p>
+            <w:pPr>
+              <w:spacing w:before="0" w:after="0" w:line="259" w:lineRule="auto"/>
+              <w:jc w:val="center"/>
+              <w:widowControl/>
+              <w:keepNext/>
+            </w:pPr>
+            <w:r/>
+            <w:r>
+              <w:rPr>
+                <w:rFonts w:ascii="Poppins" w:hAnsi="Poppins" w:cs="Poppins" w:eastAsia="Poppins"/>
+                <w:b w:val="0"/>
+                <w:i w:val="0"/>
+                <w:color w:val="1B3325"/>
+                <w:sz w:val="18"/>
+              </w:rPr>
+              <w:t>$8.000</w:t>
+            </w:r>
+          </w:p>
+        </w:tc>
+      </w:tr>
+      <w:tr>
+        <w:trPr>
+          <w:cantSplit/>
+        </w:trPr>
+        <w:tc>
+          <w:tcPr>
+            <w:tcW w:type="dxa" w:w="2500"/>
             <w:tcBorders>
               <w:top w:val="single" w:sz="4" w:space="0" w:color="1B3325"/>
               <w:left w:val="single" w:sz="4" w:space="0" w:color="1B3325"/>
@@ -658,6 +761,7 @@
               <w:spacing w:before="0" w:after="0" w:line="259" w:lineRule="auto"/>
               <w:jc w:val="left"/>
               <w:widowControl/>
+              <w:keepNext/>
             </w:pPr>
             <w:r/>
             <w:r>
@@ -666,35 +770,15 @@
                 <w:b w:val="0"/>
                 <w:i w:val="0"/>
                 <w:color w:val="1B3325"/>
-                <w:sz w:val="20"/>
-              </w:rPr>
-              <w:t xml:space="preserve">Intranet de la empresa. </w:t>
-            </w:r>
-            <w:r>
-              <w:rPr>
-                <w:rFonts w:ascii="Poppins" w:hAnsi="Poppins" w:cs="Poppins" w:eastAsia="Poppins"/>
-                <w:b/>
-                <w:i w:val="0"/>
-                <w:color w:val="1B3325"/>
-                <w:sz w:val="20"/>
-              </w:rPr>
-              <w:t>THE COMPANY DEV</w:t>
-            </w:r>
-            <w:r>
-              <w:rPr>
-                <w:rFonts w:ascii="Poppins" w:hAnsi="Poppins" w:cs="Poppins" w:eastAsia="Poppins"/>
-                <w:b w:val="0"/>
-                <w:i w:val="0"/>
-                <w:color w:val="1B3325"/>
-                <w:sz w:val="20"/>
-              </w:rPr>
-              <w:t xml:space="preserve"> entrega 2 TB para toda la cuenta.</w:t>
+                <w:sz w:val="18"/>
+              </w:rPr>
+              <w:t>3. Drive</w:t>
             </w:r>
           </w:p>
         </w:tc>
         <w:tc>
           <w:tcPr>
-            <w:tcW w:type="dxa" w:w="2400"/>
+            <w:tcW w:type="dxa" w:w="5100"/>
             <w:tcBorders>
               <w:top w:val="single" w:sz="4" w:space="0" w:color="1B3325"/>
               <w:left w:val="single" w:sz="4" w:space="0" w:color="1B3325"/>
@@ -715,17 +799,28 @@
               <w:spacing w:before="0" w:after="0" w:line="259" w:lineRule="auto"/>
               <w:jc w:val="left"/>
               <w:widowControl/>
+              <w:keepNext/>
             </w:pPr>
             <w:r/>
             <w:r>
               <w:rPr>
                 <w:rFonts w:ascii="Poppins" w:hAnsi="Poppins" w:cs="Poppins" w:eastAsia="Poppins"/>
+                <w:b w:val="0"/>
+                <w:i w:val="0"/>
+                <w:color w:val="1B3325"/>
+                <w:sz w:val="18"/>
+              </w:rPr>
+              <w:t xml:space="preserve">Intranet de documentos. </w:t>
+            </w:r>
+            <w:r>
+              <w:rPr>
+                <w:rFonts w:ascii="Poppins" w:hAnsi="Poppins" w:cs="Poppins" w:eastAsia="Poppins"/>
                 <w:b/>
                 <w:i w:val="0"/>
                 <w:color w:val="1B3325"/>
-                <w:sz w:val="20"/>
-              </w:rPr>
-              <w:t>CRM</w:t>
+                <w:sz w:val="18"/>
+              </w:rPr>
+              <w:t>THE COMPANY DEV</w:t>
             </w:r>
             <w:r>
               <w:rPr>
@@ -733,29 +828,163 @@
                 <w:b w:val="0"/>
                 <w:i w:val="0"/>
                 <w:color w:val="1B3325"/>
-                <w:sz w:val="20"/>
-              </w:rPr>
-              <w:t xml:space="preserve"> y </w:t>
-            </w:r>
-            <w:r>
-              <w:rPr>
-                <w:rFonts w:ascii="Poppins" w:hAnsi="Poppins" w:cs="Poppins" w:eastAsia="Poppins"/>
-                <w:b/>
+                <w:sz w:val="18"/>
+              </w:rPr>
+              <w:t xml:space="preserve"> entrega 2 TB para toda la cuenta.</w:t>
+            </w:r>
+          </w:p>
+        </w:tc>
+        <w:tc>
+          <w:tcPr>
+            <w:tcW w:type="dxa" w:w="2000"/>
+            <w:tcBorders>
+              <w:top w:val="single" w:sz="4" w:space="0" w:color="1B3325"/>
+              <w:left w:val="single" w:sz="4" w:space="0" w:color="1B3325"/>
+              <w:bottom w:val="single" w:sz="4" w:space="0" w:color="1B3325"/>
+              <w:right w:val="single" w:sz="4" w:space="0" w:color="1B3325"/>
+            </w:tcBorders>
+            <w:tcMar>
+              <w:top w:w="40" w:type="dxa"/>
+              <w:left w:w="80" w:type="dxa"/>
+              <w:bottom w:w="40" w:type="dxa"/>
+              <w:right w:w="80" w:type="dxa"/>
+            </w:tcMar>
+            <w:shd w:val="clear" w:color="auto" w:fill="FFFFFF"/>
+            <w:vAlign w:val="center"/>
+          </w:tcPr>
+          <w:p>
+            <w:pPr>
+              <w:spacing w:before="0" w:after="0" w:line="259" w:lineRule="auto"/>
+              <w:jc w:val="center"/>
+              <w:widowControl/>
+              <w:keepNext/>
+            </w:pPr>
+            <w:r/>
+            <w:r>
+              <w:rPr>
+                <w:rFonts w:ascii="Poppins" w:hAnsi="Poppins" w:cs="Poppins" w:eastAsia="Poppins"/>
+                <w:b w:val="0"/>
                 <w:i w:val="0"/>
                 <w:color w:val="1B3325"/>
-                <w:sz w:val="20"/>
-              </w:rPr>
-              <w:t>ERP</w:t>
-            </w:r>
+                <w:sz w:val="18"/>
+              </w:rPr>
+              <w:t>$10.000</w:t>
+            </w:r>
+          </w:p>
+        </w:tc>
+      </w:tr>
+      <w:tr>
+        <w:trPr>
+          <w:cantSplit/>
+        </w:trPr>
+        <w:tc>
+          <w:tcPr>
+            <w:tcW w:type="dxa" w:w="2500"/>
+            <w:tcBorders>
+              <w:top w:val="single" w:sz="4" w:space="0" w:color="1B3325"/>
+              <w:left w:val="single" w:sz="4" w:space="0" w:color="1B3325"/>
+              <w:bottom w:val="single" w:sz="4" w:space="0" w:color="1B3325"/>
+              <w:right w:val="single" w:sz="4" w:space="0" w:color="1B3325"/>
+            </w:tcBorders>
+            <w:tcMar>
+              <w:top w:w="40" w:type="dxa"/>
+              <w:left w:w="80" w:type="dxa"/>
+              <w:bottom w:w="40" w:type="dxa"/>
+              <w:right w:w="80" w:type="dxa"/>
+            </w:tcMar>
+            <w:shd w:val="clear" w:color="auto" w:fill="F7FBF8"/>
+            <w:vAlign w:val="center"/>
+          </w:tcPr>
+          <w:p>
+            <w:pPr>
+              <w:spacing w:before="0" w:after="0" w:line="259" w:lineRule="auto"/>
+              <w:jc w:val="left"/>
+              <w:widowControl/>
+            </w:pPr>
+            <w:r/>
             <w:r>
               <w:rPr>
                 <w:rFonts w:ascii="Poppins" w:hAnsi="Poppins" w:cs="Poppins" w:eastAsia="Poppins"/>
                 <w:b w:val="0"/>
                 <w:i w:val="0"/>
                 <w:color w:val="1B3325"/>
-                <w:sz w:val="20"/>
-              </w:rPr>
-              <w:t xml:space="preserve"> $15.000. Asistencia $8.000. Drive $10.000. Los tres: $33.000.</w:t>
+                <w:sz w:val="18"/>
+              </w:rPr>
+              <w:t>Los tres</w:t>
+            </w:r>
+          </w:p>
+        </w:tc>
+        <w:tc>
+          <w:tcPr>
+            <w:tcW w:type="dxa" w:w="5100"/>
+            <w:tcBorders>
+              <w:top w:val="single" w:sz="4" w:space="0" w:color="1B3325"/>
+              <w:left w:val="single" w:sz="4" w:space="0" w:color="1B3325"/>
+              <w:bottom w:val="single" w:sz="4" w:space="0" w:color="1B3325"/>
+              <w:right w:val="single" w:sz="4" w:space="0" w:color="1B3325"/>
+            </w:tcBorders>
+            <w:tcMar>
+              <w:top w:w="40" w:type="dxa"/>
+              <w:left w:w="80" w:type="dxa"/>
+              <w:bottom w:w="40" w:type="dxa"/>
+              <w:right w:w="80" w:type="dxa"/>
+            </w:tcMar>
+            <w:shd w:val="clear" w:color="auto" w:fill="F7FBF8"/>
+            <w:vAlign w:val="center"/>
+          </w:tcPr>
+          <w:p>
+            <w:pPr>
+              <w:spacing w:before="0" w:after="0" w:line="259" w:lineRule="auto"/>
+              <w:jc w:val="left"/>
+              <w:widowControl/>
+            </w:pPr>
+            <w:r/>
+            <w:r>
+              <w:rPr>
+                <w:rFonts w:ascii="Poppins" w:hAnsi="Poppins" w:cs="Poppins" w:eastAsia="Poppins"/>
+                <w:b w:val="0"/>
+                <w:i w:val="0"/>
+                <w:color w:val="1B3325"/>
+                <w:sz w:val="18"/>
+              </w:rPr>
+              <w:t>Suma de los módulos. Puesta en marcha y capacitación incluidas.</w:t>
+            </w:r>
+          </w:p>
+        </w:tc>
+        <w:tc>
+          <w:tcPr>
+            <w:tcW w:type="dxa" w:w="2000"/>
+            <w:tcBorders>
+              <w:top w:val="single" w:sz="4" w:space="0" w:color="1B3325"/>
+              <w:left w:val="single" w:sz="4" w:space="0" w:color="1B3325"/>
+              <w:bottom w:val="single" w:sz="4" w:space="0" w:color="1B3325"/>
+              <w:right w:val="single" w:sz="4" w:space="0" w:color="1B3325"/>
+            </w:tcBorders>
+            <w:tcMar>
+              <w:top w:w="40" w:type="dxa"/>
+              <w:left w:w="80" w:type="dxa"/>
+              <w:bottom w:w="40" w:type="dxa"/>
+              <w:right w:w="80" w:type="dxa"/>
+            </w:tcMar>
+            <w:shd w:val="clear" w:color="auto" w:fill="F7FBF8"/>
+            <w:vAlign w:val="center"/>
+          </w:tcPr>
+          <w:p>
+            <w:pPr>
+              <w:spacing w:before="0" w:after="0" w:line="259" w:lineRule="auto"/>
+              <w:jc w:val="center"/>
+              <w:widowControl/>
+            </w:pPr>
+            <w:r/>
+            <w:r>
+              <w:rPr>
+                <w:rFonts w:ascii="Poppins" w:hAnsi="Poppins" w:cs="Poppins" w:eastAsia="Poppins"/>
+                <w:b w:val="0"/>
+                <w:i w:val="0"/>
+                <w:color w:val="1B3325"/>
+                <w:sz w:val="18"/>
+              </w:rPr>
+              <w:t>$33.000</w:t>
             </w:r>
           </w:p>
         </w:tc>
@@ -767,6 +996,24 @@
         <w:jc w:val="left"/>
         <w:widowControl/>
       </w:pPr>
+    </w:p>
+    <w:p>
+      <w:pPr>
+        <w:spacing w:before="160" w:after="40" w:line="259" w:lineRule="auto"/>
+        <w:jc w:val="left"/>
+        <w:keepNext/>
+        <w:widowControl/>
+      </w:pPr>
+      <w:r>
+        <w:rPr>
+          <w:rFonts w:ascii="Poppins" w:hAnsi="Poppins" w:cs="Poppins" w:eastAsia="Poppins"/>
+          <w:b/>
+          <w:i w:val="0"/>
+          <w:color w:val="1B3325"/>
+          <w:sz w:val="26"/>
+        </w:rPr>
+        <w:t>Precio y límites</w:t>
+      </w:r>
     </w:p>
     <w:p>
       <w:pPr>
@@ -782,48 +1029,15 @@
           <w:color w:val="1B3325"/>
           <w:sz w:val="26"/>
         </w:rPr>
-        <w:t xml:space="preserve">La directriz de $20.000 por módulo dejaba los tres en $60.000 por usuario, por encima de una suite que cobra una sola licencia. El precio que este informe recomienda es $15.000 para </w:t>
+        <w:t>Para 30 usuarios, los tres módulos son $990.000 al mes. La licencia de Odoo Standard en Colombia queda en $28.477 por usuario, sin implementación. La directriz de $20.000 por módulo sumaba $60.000 y dejaba el sistema completo por encima de esa licencia de una sola vez. El precio de esta tabla es el ajuste de la sección 10.1. Hay tres formas de pago: mensual, anualidad de 10 meses por 12, y licencia vitalicia de 22 mensualidades.</w:t>
       </w:r>
-      <w:r>
-        <w:rPr>
-          <w:rFonts w:ascii="Poppins" w:hAnsi="Poppins" w:cs="Poppins" w:eastAsia="Poppins"/>
-          <w:b/>
-          <w:i w:val="0"/>
-          <w:color w:val="1B3325"/>
-          <w:sz w:val="26"/>
-        </w:rPr>
-        <w:t>CRM</w:t>
-      </w:r>
-      <w:r>
-        <w:rPr>
-          <w:rFonts w:ascii="Poppins" w:hAnsi="Poppins" w:cs="Poppins" w:eastAsia="Poppins"/>
-          <w:b w:val="0"/>
-          <w:i w:val="0"/>
-          <w:color w:val="1B3325"/>
-          <w:sz w:val="26"/>
-        </w:rPr>
-        <w:t xml:space="preserve"> y </w:t>
-      </w:r>
-      <w:r>
-        <w:rPr>
-          <w:rFonts w:ascii="Poppins" w:hAnsi="Poppins" w:cs="Poppins" w:eastAsia="Poppins"/>
-          <w:b/>
-          <w:i w:val="0"/>
-          <w:color w:val="1B3325"/>
-          <w:sz w:val="26"/>
-        </w:rPr>
-        <w:t>ERP</w:t>
-      </w:r>
-      <w:r>
-        <w:rPr>
-          <w:rFonts w:ascii="Poppins" w:hAnsi="Poppins" w:cs="Poppins" w:eastAsia="Poppins"/>
-          <w:b w:val="0"/>
-          <w:i w:val="0"/>
-          <w:color w:val="1B3325"/>
-          <w:sz w:val="26"/>
-        </w:rPr>
-        <w:t xml:space="preserve">, $8.000 para asistencia y $10.000 para Drive. Los tres juntos son $33.000 por usuario, $990.000 al mes en 30 personas. La licencia de Odoo Standard en Colombia queda en $28.477 por usuario. </w:t>
-      </w:r>
+    </w:p>
+    <w:p>
+      <w:pPr>
+        <w:spacing w:before="0" w:after="160" w:line="259" w:lineRule="auto"/>
+        <w:jc w:val="both"/>
+        <w:widowControl/>
+      </w:pPr>
       <w:r>
         <w:rPr>
           <w:rFonts w:ascii="Poppins" w:hAnsi="Poppins" w:cs="Poppins" w:eastAsia="Poppins"/>
@@ -842,27 +1056,7 @@
           <w:color w:val="1B3325"/>
           <w:sz w:val="26"/>
         </w:rPr>
-        <w:t xml:space="preserve">La contrata, la paga, entrega el acceso y la renueva. El dominio también lo coloca el cliente. La mensualidad de </w:t>
-      </w:r>
-      <w:r>
-        <w:rPr>
-          <w:rFonts w:ascii="Poppins" w:hAnsi="Poppins" w:cs="Poppins" w:eastAsia="Poppins"/>
-          <w:b/>
-          <w:i w:val="0"/>
-          <w:color w:val="1B3325"/>
-          <w:sz w:val="26"/>
-        </w:rPr>
-        <w:t>RecoTime</w:t>
-      </w:r>
-      <w:r>
-        <w:rPr>
-          <w:rFonts w:ascii="Poppins" w:hAnsi="Poppins" w:cs="Poppins" w:eastAsia="Poppins"/>
-          <w:b w:val="0"/>
-          <w:i w:val="0"/>
-          <w:color w:val="1B3325"/>
-          <w:sz w:val="26"/>
-        </w:rPr>
-        <w:t xml:space="preserve"> no incluye servidor. La renovación del KVM 1 de Hostinger sale en $466.800 al año. Los 2 TB del Drive los entrega </w:t>
+        <w:t xml:space="preserve">La contrata, la paga, entrega el acceso y la renueva. El dominio también lo coloca el cliente. La mensualidad es solo el software. La renovación del KVM 1 de Hostinger, usada como referencia, sale en $466.800 al año. Los 2 TB del Drive los entrega </w:t>
       </w:r>
       <w:r>
         <w:rPr>
@@ -882,7 +1076,7 @@
           <w:color w:val="1B3325"/>
           <w:sz w:val="26"/>
         </w:rPr>
-        <w:t>.</w:t>
+        <w:t>, sí o sí, con ese módulo.</w:t>
       </w:r>
     </w:p>
     <w:p>
@@ -937,7 +1131,7 @@
           <w:color w:val="1B3325"/>
           <w:sz w:val="26"/>
         </w:rPr>
-        <w:t xml:space="preserve"> es un </w:t>
+        <w:t xml:space="preserve"> reúne la gestión de clientes, el chat interno de la empresa, la operación del equipo y la jornada. El </w:t>
       </w:r>
       <w:r>
         <w:rPr>
@@ -957,7 +1151,7 @@
           <w:color w:val="1B3325"/>
           <w:sz w:val="26"/>
         </w:rPr>
-        <w:t xml:space="preserve"> y un </w:t>
+        <w:t xml:space="preserve"> es el expediente de la gestión de cada cliente: quién lo atendió, qué se hizo, en qué estado quedó y qué se escribió en el chat interno. Cada cambio guarda usuario, fecha y hora. El </w:t>
       </w:r>
       <w:r>
         <w:rPr>
@@ -977,47 +1171,7 @@
           <w:color w:val="1B3325"/>
           <w:sz w:val="26"/>
         </w:rPr>
-        <w:t xml:space="preserve"> de gestión al mismo tiempo. El </w:t>
-      </w:r>
-      <w:r>
-        <w:rPr>
-          <w:rFonts w:ascii="Poppins" w:hAnsi="Poppins" w:cs="Poppins" w:eastAsia="Poppins"/>
-          <w:b/>
-          <w:i w:val="0"/>
-          <w:color w:val="1B3325"/>
-          <w:sz w:val="26"/>
-        </w:rPr>
-        <w:t>CRM</w:t>
-      </w:r>
-      <w:r>
-        <w:rPr>
-          <w:rFonts w:ascii="Poppins" w:hAnsi="Poppins" w:cs="Poppins" w:eastAsia="Poppins"/>
-          <w:b w:val="0"/>
-          <w:i w:val="0"/>
-          <w:color w:val="1B3325"/>
-          <w:sz w:val="26"/>
-        </w:rPr>
-        <w:t xml:space="preserve"> concentra clientes, contactos, oportunidades y el seguimiento comercial. El </w:t>
-      </w:r>
-      <w:r>
-        <w:rPr>
-          <w:rFonts w:ascii="Poppins" w:hAnsi="Poppins" w:cs="Poppins" w:eastAsia="Poppins"/>
-          <w:b/>
-          <w:i w:val="0"/>
-          <w:color w:val="1B3325"/>
-          <w:sz w:val="26"/>
-        </w:rPr>
-        <w:t>ERP</w:t>
-      </w:r>
-      <w:r>
-        <w:rPr>
-          <w:rFonts w:ascii="Poppins" w:hAnsi="Poppins" w:cs="Poppins" w:eastAsia="Poppins"/>
-          <w:b w:val="0"/>
-          <w:i w:val="0"/>
-          <w:color w:val="1B3325"/>
-          <w:sz w:val="26"/>
-        </w:rPr>
-        <w:t xml:space="preserve"> de gestión ordena la operación: áreas, cargos, procesos y el trabajo del día. Las dos capas comparten las mismas personas, de modo que un cliente, un responsable y una actividad quedan en un solo historial.</w:t>
+        <w:t xml:space="preserve"> de gestión ordena áreas, cargos y procesos, y comparte las mismas personas del expediente.</w:t>
       </w:r>
     </w:p>
     <w:p>
@@ -1128,7 +1282,7 @@
           <w:color w:val="1B3325"/>
           <w:sz w:val="26"/>
         </w:rPr>
-        <w:t xml:space="preserve"> cubre la gestión comercial, la operación del equipo, la jornada y la intranet. Por eso se ofrece al lado de Alegra o Siigo, y se compara con Odoo, Bitrix24 y Google Workspace en el tramo que hoy una pyme termina pagando por partes.</w:t>
+        <w:t xml:space="preserve"> cubre el expediente del cliente, el chat interno, la operación del equipo, la jornada y la intranet. Por eso se ofrece al lado de Alegra o Siigo, y se compara con Odoo, Bitrix24 y Google Workspace en el tramo que hoy una pyme termina pagando por partes.</w:t>
       </w:r>
     </w:p>
     <w:p>
@@ -1158,16 +1312,6 @@
       <w:r>
         <w:rPr>
           <w:rFonts w:ascii="Poppins" w:hAnsi="Poppins" w:cs="Poppins" w:eastAsia="Poppins"/>
-          <w:b w:val="0"/>
-          <w:i w:val="0"/>
-          <w:color w:val="1B3325"/>
-          <w:sz w:val="26"/>
-        </w:rPr>
-        <w:t xml:space="preserve">En </w:t>
-      </w:r>
-      <w:r>
-        <w:rPr>
-          <w:rFonts w:ascii="Poppins" w:hAnsi="Poppins" w:cs="Poppins" w:eastAsia="Poppins"/>
           <w:b/>
           <w:i w:val="0"/>
           <w:color w:val="1B3325"/>
@@ -1183,47 +1327,7 @@
           <w:color w:val="1B3325"/>
           <w:sz w:val="26"/>
         </w:rPr>
-        <w:t xml:space="preserve"> convertimos la operación diaria en un registro que gerencia puede abrir. Damos a la empresa el </w:t>
-      </w:r>
-      <w:r>
-        <w:rPr>
-          <w:rFonts w:ascii="Poppins" w:hAnsi="Poppins" w:cs="Poppins" w:eastAsia="Poppins"/>
-          <w:b/>
-          <w:i w:val="0"/>
-          <w:color w:val="1B3325"/>
-          <w:sz w:val="26"/>
-        </w:rPr>
-        <w:t>CRM</w:t>
-      </w:r>
-      <w:r>
-        <w:rPr>
-          <w:rFonts w:ascii="Poppins" w:hAnsi="Poppins" w:cs="Poppins" w:eastAsia="Poppins"/>
-          <w:b w:val="0"/>
-          <w:i w:val="0"/>
-          <w:color w:val="1B3325"/>
-          <w:sz w:val="26"/>
-        </w:rPr>
-        <w:t xml:space="preserve"> para no perder el seguimiento de un cliente, el </w:t>
-      </w:r>
-      <w:r>
-        <w:rPr>
-          <w:rFonts w:ascii="Poppins" w:hAnsi="Poppins" w:cs="Poppins" w:eastAsia="Poppins"/>
-          <w:b/>
-          <w:i w:val="0"/>
-          <w:color w:val="1B3325"/>
-          <w:sz w:val="26"/>
-        </w:rPr>
-        <w:t>ERP</w:t>
-      </w:r>
-      <w:r>
-        <w:rPr>
-          <w:rFonts w:ascii="Poppins" w:hAnsi="Poppins" w:cs="Poppins" w:eastAsia="Poppins"/>
-          <w:b w:val="0"/>
-          <w:i w:val="0"/>
-          <w:color w:val="1B3325"/>
-          <w:sz w:val="26"/>
-        </w:rPr>
-        <w:t xml:space="preserve"> de gestión para saber qué proceso está en curso, la asistencia para ver quién llegó, quién está en almuerzo y quién tomó un descanso, y el Drive para que la información de la empresa viva en un solo lugar. El supervisor corrige con el dato enfrente. El trabajador consulta su línea y las carpetas de su área.</w:t>
+        <w:t xml:space="preserve"> existe para que una empresa deje constancia de tres hechos que hoy se reconstruyen en chats personales y hojas sueltas: cómo se gestionó cada cliente, qué se dijo en el chat interno de la compañía y cómo fue la jornada de cada trabajador. El expediente del cliente guarda responsable, estado, fecha y hora. El chat interno guarda autor, fecha y hora, y permanece en el sistema cuando una persona deja la empresa. La asistencia separa llegada, almuerzo, descansos y salida. El Drive guarda los documentos de esa gestión. La empresa consulta el expediente. El trabajador consulta su línea del día y el chat de su trabajo. La nómina y la contabilidad siguen en el programa que la empresa ya tenga.</w:t>
       </w:r>
     </w:p>
     <w:p>
@@ -1258,7 +1362,7 @@
           <w:color w:val="1B3325"/>
           <w:sz w:val="26"/>
         </w:rPr>
-        <w:t xml:space="preserve">En 2030, </w:t>
+        <w:t xml:space="preserve">En 2030, una empresa que use </w:t>
       </w:r>
       <w:r>
         <w:rPr>
@@ -1278,7 +1382,47 @@
           <w:color w:val="1B3325"/>
           <w:sz w:val="26"/>
         </w:rPr>
-        <w:t xml:space="preserve"> será la plataforma de referencia en Colombia para las empresas que quieren el comercial y la jornada del equipo en el mismo lugar. Queremos ser reconocidos porque la trazabilidad del trabajador sirve para explicar una entrega, y porque la asistencia del día se entiende en una pantalla, con llegada, almuerzo y descansos, sin armar el reporte a mano al cierre de la semana.</w:t>
+        <w:t xml:space="preserve"> debe poder abrir el expediente de un cliente y ver quién lo gestionó, qué se acordó en el chat interno y en qué estado quedó, y debe poder abrir el día de un trabajador y ver la llegada, el almuerzo, los descansos y la salida sin armar el reporte a mano. Esa es la meta, medida en consultas que hoy no existen en un solo sistema. El lugar que </w:t>
+      </w:r>
+      <w:r>
+        <w:rPr>
+          <w:rFonts w:ascii="Poppins" w:hAnsi="Poppins" w:cs="Poppins" w:eastAsia="Poppins"/>
+          <w:b/>
+          <w:i w:val="0"/>
+          <w:color w:val="1B3325"/>
+          <w:sz w:val="26"/>
+        </w:rPr>
+        <w:t>RecoTime</w:t>
+      </w:r>
+      <w:r>
+        <w:rPr>
+          <w:rFonts w:ascii="Poppins" w:hAnsi="Poppins" w:cs="Poppins" w:eastAsia="Poppins"/>
+          <w:b w:val="0"/>
+          <w:i w:val="0"/>
+          <w:color w:val="1B3325"/>
+          <w:sz w:val="26"/>
+        </w:rPr>
+        <w:t xml:space="preserve"> busca es el de las pymes colombianas de 8 a 80 trabajadores que ya liquidan nómina y contabilidad en otro programa. El criterio de avance es concreto: la orden de trabajo y el historial del cliente viven en </w:t>
+      </w:r>
+      <w:r>
+        <w:rPr>
+          <w:rFonts w:ascii="Poppins" w:hAnsi="Poppins" w:cs="Poppins" w:eastAsia="Poppins"/>
+          <w:b/>
+          <w:i w:val="0"/>
+          <w:color w:val="1B3325"/>
+          <w:sz w:val="26"/>
+        </w:rPr>
+        <w:t>RecoTime</w:t>
+      </w:r>
+      <w:r>
+        <w:rPr>
+          <w:rFonts w:ascii="Poppins" w:hAnsi="Poppins" w:cs="Poppins" w:eastAsia="Poppins"/>
+          <w:b w:val="0"/>
+          <w:i w:val="0"/>
+          <w:color w:val="1B3325"/>
+          <w:sz w:val="26"/>
+        </w:rPr>
+        <w:t>, y el teléfono personal deja de ser el archivo de la empresa.</w:t>
       </w:r>
     </w:p>
     <w:p>
@@ -1673,7 +1817,7 @@
                 <w:color w:val="1B3325"/>
                 <w:sz w:val="20"/>
               </w:rPr>
-              <w:t>Orden comercial</w:t>
+              <w:t>Expediente del cliente</w:t>
             </w:r>
           </w:p>
         </w:tc>
@@ -1711,7 +1855,7 @@
                 <w:color w:val="1B3325"/>
                 <w:sz w:val="20"/>
               </w:rPr>
-              <w:t>El seguimiento de un cliente tiene dueño, etapa y próxima acción.</w:t>
+              <w:t>Cada gestión guarda responsable, estado, fecha, hora y el hilo del chat interno.</w:t>
             </w:r>
           </w:p>
         </w:tc>
@@ -1916,7 +2060,7 @@
           <w:color w:val="1B3325"/>
           <w:sz w:val="26"/>
         </w:rPr>
-        <w:t xml:space="preserve">Cuando los clientes viven en un chat, la asignación del equipo en una hoja y la asistencia en otro mensaje, gerencia reconstruye el día después de que pasó. </w:t>
+        <w:t xml:space="preserve">Cuando la gestión de un cliente vive en el WhatsApp de quien lo atendió, la orden del equipo en otro chat personal y la asistencia en un mensaje de «ya llegué», gerencia reconstruye el día después de que pasó. </w:t>
       </w:r>
       <w:r>
         <w:rPr>
@@ -1936,7 +2080,7 @@
           <w:color w:val="1B3325"/>
           <w:sz w:val="26"/>
         </w:rPr>
-        <w:t xml:space="preserve"> ordena ese recorrido así:</w:t>
+        <w:t xml:space="preserve"> separa esos registros así:</w:t>
       </w:r>
     </w:p>
     <w:tbl>
@@ -2090,7 +2234,7 @@
                 <w:color w:val="1B3325"/>
                 <w:sz w:val="20"/>
               </w:rPr>
-              <w:t>El seguimiento comercial está en chats, hojas y la memoria del vendedor.</w:t>
+              <w:t>La gestión del cliente está en el chat personal de quien lo atendió.</w:t>
             </w:r>
           </w:p>
         </w:tc>
@@ -2123,22 +2267,12 @@
             <w:r>
               <w:rPr>
                 <w:rFonts w:ascii="Poppins" w:hAnsi="Poppins" w:cs="Poppins" w:eastAsia="Poppins"/>
-                <w:b/>
+                <w:b w:val="0"/>
                 <w:i w:val="0"/>
                 <w:color w:val="1B3325"/>
                 <w:sz w:val="20"/>
               </w:rPr>
-              <w:t>CRM</w:t>
-            </w:r>
-            <w:r>
-              <w:rPr>
-                <w:rFonts w:ascii="Poppins" w:hAnsi="Poppins" w:cs="Poppins" w:eastAsia="Poppins"/>
-                <w:b w:val="0"/>
-                <w:i w:val="0"/>
-                <w:color w:val="1B3325"/>
-                <w:sz w:val="20"/>
-              </w:rPr>
-              <w:t xml:space="preserve"> con clientes, oportunidades, etapa y responsable.</w:t>
+              <w:t>Expediente del cliente: responsable, estado, fecha, hora e historial.</w:t>
             </w:r>
           </w:p>
         </w:tc>
@@ -2419,22 +2553,12 @@
             <w:r>
               <w:rPr>
                 <w:rFonts w:ascii="Poppins" w:hAnsi="Poppins" w:cs="Poppins" w:eastAsia="Poppins"/>
-                <w:b/>
+                <w:b w:val="0"/>
                 <w:i w:val="0"/>
                 <w:color w:val="1B3325"/>
                 <w:sz w:val="20"/>
               </w:rPr>
-              <w:t>CRM</w:t>
-            </w:r>
-            <w:r>
-              <w:rPr>
-                <w:rFonts w:ascii="Poppins" w:hAnsi="Poppins" w:cs="Poppins" w:eastAsia="Poppins"/>
-                <w:b w:val="0"/>
-                <w:i w:val="0"/>
-                <w:color w:val="1B3325"/>
-                <w:sz w:val="20"/>
-              </w:rPr>
-              <w:t>, tareas y asistencia se pagan por separado y no conversan.</w:t>
+              <w:t>Las órdenes del equipo se escriben en el teléfono personal.</w:t>
             </w:r>
           </w:p>
         </w:tc>
@@ -2472,7 +2596,7 @@
                 <w:color w:val="1B3325"/>
                 <w:sz w:val="20"/>
               </w:rPr>
-              <w:t>Una operación, un usuario por persona y un historial compartido.</w:t>
+              <w:t>Chat interno de la empresa: autor, fecha, hora, cliente o área.</w:t>
             </w:r>
           </w:p>
         </w:tc>
@@ -2607,27 +2731,7 @@
           <w:color w:val="1B3325"/>
           <w:sz w:val="26"/>
         </w:rPr>
-        <w:t xml:space="preserve">Pymes de servicios, operación y equipos de sede que necesitan </w:t>
-      </w:r>
-      <w:r>
-        <w:rPr>
-          <w:rFonts w:ascii="Poppins" w:hAnsi="Poppins" w:cs="Poppins" w:eastAsia="Poppins"/>
-          <w:b/>
-          <w:i w:val="0"/>
-          <w:color w:val="1B3325"/>
-          <w:sz w:val="26"/>
-        </w:rPr>
-        <w:t>CRM</w:t>
-      </w:r>
-      <w:r>
-        <w:rPr>
-          <w:rFonts w:ascii="Poppins" w:hAnsi="Poppins" w:cs="Poppins" w:eastAsia="Poppins"/>
-          <w:b w:val="0"/>
-          <w:i w:val="0"/>
-          <w:color w:val="1B3325"/>
-          <w:sz w:val="26"/>
-        </w:rPr>
-        <w:t xml:space="preserve"> y, al mismo tiempo, ver la jornada de su gente.</w:t>
+        <w:t>Pymes de servicios y operación que necesitan el expediente de cada cliente, un chat interno de la empresa y la jornada del equipo en el mismo sistema.</w:t>
       </w:r>
     </w:p>
     <w:p>
@@ -2765,7 +2869,7 @@
           <w:color w:val="1B3325"/>
           <w:sz w:val="26"/>
         </w:rPr>
-        <w:t xml:space="preserve"> tiene cuatro accesos. Cada persona entra con su usuario y su rol: gerencia, comercial, supervisor y trabajador.</w:t>
+        <w:t xml:space="preserve"> tiene cuatro accesos. Cada persona entra con su usuario y su rol: gerencia, gestión de clientes, supervisor y trabajador. El chat interno está disponible para los roles que la empresa habilite. Un mensaje no sale del sistema hacia el teléfono personal.</w:t>
       </w:r>
     </w:p>
     <w:tbl>
@@ -2947,27 +3051,7 @@
                 <w:color w:val="1B3325"/>
                 <w:sz w:val="20"/>
               </w:rPr>
-              <w:t xml:space="preserve">Ve el tablero, el avance del </w:t>
-            </w:r>
-            <w:r>
-              <w:rPr>
-                <w:rFonts w:ascii="Poppins" w:hAnsi="Poppins" w:cs="Poppins" w:eastAsia="Poppins"/>
-                <w:b/>
-                <w:i w:val="0"/>
-                <w:color w:val="1B3325"/>
-                <w:sz w:val="20"/>
-              </w:rPr>
-              <w:t>CRM</w:t>
-            </w:r>
-            <w:r>
-              <w:rPr>
-                <w:rFonts w:ascii="Poppins" w:hAnsi="Poppins" w:cs="Poppins" w:eastAsia="Poppins"/>
-                <w:b w:val="0"/>
-                <w:i w:val="0"/>
-                <w:color w:val="1B3325"/>
-                <w:sz w:val="20"/>
-              </w:rPr>
-              <w:t>, la asistencia del día y las carpetas del Drive.</w:t>
+              <w:t>Ve el tablero, el expediente de los clientes, el chat interno, la asistencia del día y el Drive.</w:t>
             </w:r>
           </w:p>
         </w:tc>
@@ -3010,7 +3094,7 @@
                 <w:color w:val="1B3325"/>
                 <w:sz w:val="20"/>
               </w:rPr>
-              <w:t>Comercial</w:t>
+              <w:t>Gestión de clientes</w:t>
             </w:r>
           </w:p>
         </w:tc>
@@ -3048,7 +3132,7 @@
                 <w:color w:val="1B3325"/>
                 <w:sz w:val="20"/>
               </w:rPr>
-              <w:t>Registra clientes, contactos y oportunidades. Deja la próxima acción y el responsable.</w:t>
+              <w:t>Actualiza el expediente: responsable, estado y lo tratado. Escribe en el chat interno del cliente o del área.</w:t>
             </w:r>
           </w:p>
         </w:tc>
@@ -3252,8 +3336,547 @@
           <w:color w:val="1B3325"/>
           <w:sz w:val="26"/>
         </w:rPr>
-        <w:t>La trazabilidad corre en paralelo. Una actividad se abre con trabajador, cliente o proceso, hora de inicio y estado. Al cerrarla, queda la hora de fin. Gerencia puede abrir a una persona y ver, en el mismo expediente, qué atendió y cómo fue su día.</w:t>
+        <w:t>La trazabilidad del trabajador corre en paralelo. Una actividad se abre con trabajador, cliente o proceso, hora de inicio y estado. Al cerrarla, queda la hora de fin. Gerencia puede abrir a una persona y ver qué atendió y cómo fue su día.</w:t>
       </w:r>
+    </w:p>
+    <w:p>
+      <w:pPr>
+        <w:spacing w:before="160" w:after="40" w:line="259" w:lineRule="auto"/>
+        <w:jc w:val="left"/>
+        <w:keepNext/>
+        <w:widowControl/>
+      </w:pPr>
+      <w:r>
+        <w:rPr>
+          <w:rFonts w:ascii="Poppins" w:hAnsi="Poppins" w:cs="Poppins" w:eastAsia="Poppins"/>
+          <w:b/>
+          <w:i w:val="0"/>
+          <w:color w:val="1B3325"/>
+          <w:sz w:val="26"/>
+        </w:rPr>
+        <w:t>Qué guarda cada registro</w:t>
+      </w:r>
+    </w:p>
+    <w:p>
+      <w:pPr>
+        <w:spacing w:before="0" w:after="160" w:line="259" w:lineRule="auto"/>
+        <w:jc w:val="both"/>
+        <w:widowControl/>
+      </w:pPr>
+      <w:r>
+        <w:rPr>
+          <w:rFonts w:ascii="Poppins" w:hAnsi="Poppins" w:cs="Poppins" w:eastAsia="Poppins"/>
+          <w:b w:val="0"/>
+          <w:i w:val="0"/>
+          <w:color w:val="1B3325"/>
+          <w:sz w:val="26"/>
+        </w:rPr>
+        <w:t>Esta versión no publica una base de datos ni una interfaz de programación. Sí fija qué dato mínimo queda en cada registro, para que la puesta en marcha y los reportes hablen de los mismos campos.</w:t>
+      </w:r>
+    </w:p>
+    <w:tbl>
+      <w:tblPr>
+        <w:tblW w:type="dxa" w:w="9600"/>
+        <w:jc w:val="center"/>
+        <w:tblLayout w:type="fixed"/>
+        <w:tblLook w:firstColumn="1" w:firstRow="1" w:lastColumn="0" w:lastRow="0" w:noHBand="0" w:noVBand="1" w:val="04A0"/>
+      </w:tblPr>
+      <w:tblGrid>
+        <w:gridCol w:w="2800"/>
+        <w:gridCol w:w="6800"/>
+      </w:tblGrid>
+      <w:tr>
+        <w:trPr>
+          <w:tblHeader/>
+          <w:cantSplit/>
+        </w:trPr>
+        <w:tc>
+          <w:tcPr>
+            <w:tcW w:type="dxa" w:w="2800"/>
+            <w:tcBorders>
+              <w:top w:val="single" w:sz="4" w:space="0" w:color="1B3325"/>
+              <w:left w:val="single" w:sz="4" w:space="0" w:color="1B3325"/>
+              <w:bottom w:val="single" w:sz="4" w:space="0" w:color="1B3325"/>
+              <w:right w:val="single" w:sz="4" w:space="0" w:color="1B3325"/>
+            </w:tcBorders>
+            <w:tcMar>
+              <w:top w:w="40" w:type="dxa"/>
+              <w:left w:w="80" w:type="dxa"/>
+              <w:bottom w:w="40" w:type="dxa"/>
+              <w:right w:w="80" w:type="dxa"/>
+            </w:tcMar>
+            <w:shd w:val="clear" w:color="auto" w:fill="1B3325"/>
+            <w:vAlign w:val="center"/>
+          </w:tcPr>
+          <w:p>
+            <w:pPr>
+              <w:spacing w:before="0" w:after="0" w:line="259" w:lineRule="auto"/>
+              <w:jc w:val="center"/>
+              <w:widowControl/>
+              <w:keepNext/>
+            </w:pPr>
+            <w:r/>
+            <w:r>
+              <w:rPr>
+                <w:rFonts w:ascii="Poppins" w:hAnsi="Poppins" w:cs="Poppins" w:eastAsia="Poppins"/>
+                <w:b/>
+                <w:i w:val="0"/>
+                <w:color w:val="FFFFFF"/>
+                <w:sz w:val="18"/>
+              </w:rPr>
+              <w:t>Registro</w:t>
+            </w:r>
+          </w:p>
+        </w:tc>
+        <w:tc>
+          <w:tcPr>
+            <w:tcW w:type="dxa" w:w="6800"/>
+            <w:tcBorders>
+              <w:top w:val="single" w:sz="4" w:space="0" w:color="1B3325"/>
+              <w:left w:val="single" w:sz="4" w:space="0" w:color="1B3325"/>
+              <w:bottom w:val="single" w:sz="4" w:space="0" w:color="1B3325"/>
+              <w:right w:val="single" w:sz="4" w:space="0" w:color="1B3325"/>
+            </w:tcBorders>
+            <w:tcMar>
+              <w:top w:w="40" w:type="dxa"/>
+              <w:left w:w="80" w:type="dxa"/>
+              <w:bottom w:w="40" w:type="dxa"/>
+              <w:right w:w="80" w:type="dxa"/>
+            </w:tcMar>
+            <w:shd w:val="clear" w:color="auto" w:fill="1B3325"/>
+            <w:vAlign w:val="center"/>
+          </w:tcPr>
+          <w:p>
+            <w:pPr>
+              <w:spacing w:before="0" w:after="0" w:line="259" w:lineRule="auto"/>
+              <w:jc w:val="center"/>
+              <w:widowControl/>
+              <w:keepNext/>
+            </w:pPr>
+            <w:r/>
+            <w:r>
+              <w:rPr>
+                <w:rFonts w:ascii="Poppins" w:hAnsi="Poppins" w:cs="Poppins" w:eastAsia="Poppins"/>
+                <w:b/>
+                <w:i w:val="0"/>
+                <w:color w:val="FFFFFF"/>
+                <w:sz w:val="18"/>
+              </w:rPr>
+              <w:t>Campos que quedan</w:t>
+            </w:r>
+          </w:p>
+        </w:tc>
+      </w:tr>
+      <w:tr>
+        <w:trPr>
+          <w:cantSplit/>
+        </w:trPr>
+        <w:tc>
+          <w:tcPr>
+            <w:tcW w:type="dxa" w:w="2800"/>
+            <w:tcBorders>
+              <w:top w:val="single" w:sz="4" w:space="0" w:color="1B3325"/>
+              <w:left w:val="single" w:sz="4" w:space="0" w:color="1B3325"/>
+              <w:bottom w:val="single" w:sz="4" w:space="0" w:color="1B3325"/>
+              <w:right w:val="single" w:sz="4" w:space="0" w:color="1B3325"/>
+            </w:tcBorders>
+            <w:tcMar>
+              <w:top w:w="40" w:type="dxa"/>
+              <w:left w:w="80" w:type="dxa"/>
+              <w:bottom w:w="40" w:type="dxa"/>
+              <w:right w:w="80" w:type="dxa"/>
+            </w:tcMar>
+            <w:shd w:val="clear" w:color="auto" w:fill="FFFFFF"/>
+            <w:vAlign w:val="center"/>
+          </w:tcPr>
+          <w:p>
+            <w:pPr>
+              <w:spacing w:before="0" w:after="0" w:line="259" w:lineRule="auto"/>
+              <w:jc w:val="left"/>
+              <w:widowControl/>
+              <w:keepNext/>
+            </w:pPr>
+            <w:r/>
+            <w:r>
+              <w:rPr>
+                <w:rFonts w:ascii="Poppins" w:hAnsi="Poppins" w:cs="Poppins" w:eastAsia="Poppins"/>
+                <w:b w:val="0"/>
+                <w:i w:val="0"/>
+                <w:color w:val="1B3325"/>
+                <w:sz w:val="18"/>
+              </w:rPr>
+              <w:t>Expediente del cliente</w:t>
+            </w:r>
+          </w:p>
+        </w:tc>
+        <w:tc>
+          <w:tcPr>
+            <w:tcW w:type="dxa" w:w="6800"/>
+            <w:tcBorders>
+              <w:top w:val="single" w:sz="4" w:space="0" w:color="1B3325"/>
+              <w:left w:val="single" w:sz="4" w:space="0" w:color="1B3325"/>
+              <w:bottom w:val="single" w:sz="4" w:space="0" w:color="1B3325"/>
+              <w:right w:val="single" w:sz="4" w:space="0" w:color="1B3325"/>
+            </w:tcBorders>
+            <w:tcMar>
+              <w:top w:w="40" w:type="dxa"/>
+              <w:left w:w="80" w:type="dxa"/>
+              <w:bottom w:w="40" w:type="dxa"/>
+              <w:right w:w="80" w:type="dxa"/>
+            </w:tcMar>
+            <w:shd w:val="clear" w:color="auto" w:fill="FFFFFF"/>
+            <w:vAlign w:val="center"/>
+          </w:tcPr>
+          <w:p>
+            <w:pPr>
+              <w:spacing w:before="0" w:after="0" w:line="259" w:lineRule="auto"/>
+              <w:jc w:val="left"/>
+              <w:widowControl/>
+              <w:keepNext/>
+            </w:pPr>
+            <w:r/>
+            <w:r>
+              <w:rPr>
+                <w:rFonts w:ascii="Poppins" w:hAnsi="Poppins" w:cs="Poppins" w:eastAsia="Poppins"/>
+                <w:b w:val="0"/>
+                <w:i w:val="0"/>
+                <w:color w:val="1B3325"/>
+                <w:sz w:val="18"/>
+              </w:rPr>
+              <w:t>Cliente, responsable, estado de la gestión, fecha y hora de cada cambio.</w:t>
+            </w:r>
+          </w:p>
+        </w:tc>
+      </w:tr>
+      <w:tr>
+        <w:trPr>
+          <w:cantSplit/>
+        </w:trPr>
+        <w:tc>
+          <w:tcPr>
+            <w:tcW w:type="dxa" w:w="2800"/>
+            <w:tcBorders>
+              <w:top w:val="single" w:sz="4" w:space="0" w:color="1B3325"/>
+              <w:left w:val="single" w:sz="4" w:space="0" w:color="1B3325"/>
+              <w:bottom w:val="single" w:sz="4" w:space="0" w:color="1B3325"/>
+              <w:right w:val="single" w:sz="4" w:space="0" w:color="1B3325"/>
+            </w:tcBorders>
+            <w:tcMar>
+              <w:top w:w="40" w:type="dxa"/>
+              <w:left w:w="80" w:type="dxa"/>
+              <w:bottom w:w="40" w:type="dxa"/>
+              <w:right w:w="80" w:type="dxa"/>
+            </w:tcMar>
+            <w:shd w:val="clear" w:color="auto" w:fill="F7FBF8"/>
+            <w:vAlign w:val="center"/>
+          </w:tcPr>
+          <w:p>
+            <w:pPr>
+              <w:spacing w:before="0" w:after="0" w:line="259" w:lineRule="auto"/>
+              <w:jc w:val="left"/>
+              <w:widowControl/>
+              <w:keepNext/>
+            </w:pPr>
+            <w:r/>
+            <w:r>
+              <w:rPr>
+                <w:rFonts w:ascii="Poppins" w:hAnsi="Poppins" w:cs="Poppins" w:eastAsia="Poppins"/>
+                <w:b w:val="0"/>
+                <w:i w:val="0"/>
+                <w:color w:val="1B3325"/>
+                <w:sz w:val="18"/>
+              </w:rPr>
+              <w:t>Mensaje del chat interno</w:t>
+            </w:r>
+          </w:p>
+        </w:tc>
+        <w:tc>
+          <w:tcPr>
+            <w:tcW w:type="dxa" w:w="6800"/>
+            <w:tcBorders>
+              <w:top w:val="single" w:sz="4" w:space="0" w:color="1B3325"/>
+              <w:left w:val="single" w:sz="4" w:space="0" w:color="1B3325"/>
+              <w:bottom w:val="single" w:sz="4" w:space="0" w:color="1B3325"/>
+              <w:right w:val="single" w:sz="4" w:space="0" w:color="1B3325"/>
+            </w:tcBorders>
+            <w:tcMar>
+              <w:top w:w="40" w:type="dxa"/>
+              <w:left w:w="80" w:type="dxa"/>
+              <w:bottom w:w="40" w:type="dxa"/>
+              <w:right w:w="80" w:type="dxa"/>
+            </w:tcMar>
+            <w:shd w:val="clear" w:color="auto" w:fill="F7FBF8"/>
+            <w:vAlign w:val="center"/>
+          </w:tcPr>
+          <w:p>
+            <w:pPr>
+              <w:spacing w:before="0" w:after="0" w:line="259" w:lineRule="auto"/>
+              <w:jc w:val="left"/>
+              <w:widowControl/>
+              <w:keepNext/>
+            </w:pPr>
+            <w:r/>
+            <w:r>
+              <w:rPr>
+                <w:rFonts w:ascii="Poppins" w:hAnsi="Poppins" w:cs="Poppins" w:eastAsia="Poppins"/>
+                <w:b w:val="0"/>
+                <w:i w:val="0"/>
+                <w:color w:val="1B3325"/>
+                <w:sz w:val="18"/>
+              </w:rPr>
+              <w:t>Autor, fecha, hora, cliente o área, y el texto. El hilo queda en la empresa.</w:t>
+            </w:r>
+          </w:p>
+        </w:tc>
+      </w:tr>
+      <w:tr>
+        <w:trPr>
+          <w:cantSplit/>
+        </w:trPr>
+        <w:tc>
+          <w:tcPr>
+            <w:tcW w:type="dxa" w:w="2800"/>
+            <w:tcBorders>
+              <w:top w:val="single" w:sz="4" w:space="0" w:color="1B3325"/>
+              <w:left w:val="single" w:sz="4" w:space="0" w:color="1B3325"/>
+              <w:bottom w:val="single" w:sz="4" w:space="0" w:color="1B3325"/>
+              <w:right w:val="single" w:sz="4" w:space="0" w:color="1B3325"/>
+            </w:tcBorders>
+            <w:tcMar>
+              <w:top w:w="40" w:type="dxa"/>
+              <w:left w:w="80" w:type="dxa"/>
+              <w:bottom w:w="40" w:type="dxa"/>
+              <w:right w:w="80" w:type="dxa"/>
+            </w:tcMar>
+            <w:shd w:val="clear" w:color="auto" w:fill="FFFFFF"/>
+            <w:vAlign w:val="center"/>
+          </w:tcPr>
+          <w:p>
+            <w:pPr>
+              <w:spacing w:before="0" w:after="0" w:line="259" w:lineRule="auto"/>
+              <w:jc w:val="left"/>
+              <w:widowControl/>
+              <w:keepNext/>
+            </w:pPr>
+            <w:r/>
+            <w:r>
+              <w:rPr>
+                <w:rFonts w:ascii="Poppins" w:hAnsi="Poppins" w:cs="Poppins" w:eastAsia="Poppins"/>
+                <w:b w:val="0"/>
+                <w:i w:val="0"/>
+                <w:color w:val="1B3325"/>
+                <w:sz w:val="18"/>
+              </w:rPr>
+              <w:t>Actividad del trabajador</w:t>
+            </w:r>
+          </w:p>
+        </w:tc>
+        <w:tc>
+          <w:tcPr>
+            <w:tcW w:type="dxa" w:w="6800"/>
+            <w:tcBorders>
+              <w:top w:val="single" w:sz="4" w:space="0" w:color="1B3325"/>
+              <w:left w:val="single" w:sz="4" w:space="0" w:color="1B3325"/>
+              <w:bottom w:val="single" w:sz="4" w:space="0" w:color="1B3325"/>
+              <w:right w:val="single" w:sz="4" w:space="0" w:color="1B3325"/>
+            </w:tcBorders>
+            <w:tcMar>
+              <w:top w:w="40" w:type="dxa"/>
+              <w:left w:w="80" w:type="dxa"/>
+              <w:bottom w:w="40" w:type="dxa"/>
+              <w:right w:w="80" w:type="dxa"/>
+            </w:tcMar>
+            <w:shd w:val="clear" w:color="auto" w:fill="FFFFFF"/>
+            <w:vAlign w:val="center"/>
+          </w:tcPr>
+          <w:p>
+            <w:pPr>
+              <w:spacing w:before="0" w:after="0" w:line="259" w:lineRule="auto"/>
+              <w:jc w:val="left"/>
+              <w:widowControl/>
+              <w:keepNext/>
+            </w:pPr>
+            <w:r/>
+            <w:r>
+              <w:rPr>
+                <w:rFonts w:ascii="Poppins" w:hAnsi="Poppins" w:cs="Poppins" w:eastAsia="Poppins"/>
+                <w:b w:val="0"/>
+                <w:i w:val="0"/>
+                <w:color w:val="1B3325"/>
+                <w:sz w:val="18"/>
+              </w:rPr>
+              <w:t>Trabajador, cliente o proceso, hora de inicio, hora de fin y estado.</w:t>
+            </w:r>
+          </w:p>
+        </w:tc>
+      </w:tr>
+      <w:tr>
+        <w:trPr>
+          <w:cantSplit/>
+        </w:trPr>
+        <w:tc>
+          <w:tcPr>
+            <w:tcW w:type="dxa" w:w="2800"/>
+            <w:tcBorders>
+              <w:top w:val="single" w:sz="4" w:space="0" w:color="1B3325"/>
+              <w:left w:val="single" w:sz="4" w:space="0" w:color="1B3325"/>
+              <w:bottom w:val="single" w:sz="4" w:space="0" w:color="1B3325"/>
+              <w:right w:val="single" w:sz="4" w:space="0" w:color="1B3325"/>
+            </w:tcBorders>
+            <w:tcMar>
+              <w:top w:w="40" w:type="dxa"/>
+              <w:left w:w="80" w:type="dxa"/>
+              <w:bottom w:w="40" w:type="dxa"/>
+              <w:right w:w="80" w:type="dxa"/>
+            </w:tcMar>
+            <w:shd w:val="clear" w:color="auto" w:fill="F7FBF8"/>
+            <w:vAlign w:val="center"/>
+          </w:tcPr>
+          <w:p>
+            <w:pPr>
+              <w:spacing w:before="0" w:after="0" w:line="259" w:lineRule="auto"/>
+              <w:jc w:val="left"/>
+              <w:widowControl/>
+              <w:keepNext/>
+            </w:pPr>
+            <w:r/>
+            <w:r>
+              <w:rPr>
+                <w:rFonts w:ascii="Poppins" w:hAnsi="Poppins" w:cs="Poppins" w:eastAsia="Poppins"/>
+                <w:b w:val="0"/>
+                <w:i w:val="0"/>
+                <w:color w:val="1B3325"/>
+                <w:sz w:val="18"/>
+              </w:rPr>
+              <w:t>Marca de asistencia</w:t>
+            </w:r>
+          </w:p>
+        </w:tc>
+        <w:tc>
+          <w:tcPr>
+            <w:tcW w:type="dxa" w:w="6800"/>
+            <w:tcBorders>
+              <w:top w:val="single" w:sz="4" w:space="0" w:color="1B3325"/>
+              <w:left w:val="single" w:sz="4" w:space="0" w:color="1B3325"/>
+              <w:bottom w:val="single" w:sz="4" w:space="0" w:color="1B3325"/>
+              <w:right w:val="single" w:sz="4" w:space="0" w:color="1B3325"/>
+            </w:tcBorders>
+            <w:tcMar>
+              <w:top w:w="40" w:type="dxa"/>
+              <w:left w:w="80" w:type="dxa"/>
+              <w:bottom w:w="40" w:type="dxa"/>
+              <w:right w:w="80" w:type="dxa"/>
+            </w:tcMar>
+            <w:shd w:val="clear" w:color="auto" w:fill="F7FBF8"/>
+            <w:vAlign w:val="center"/>
+          </w:tcPr>
+          <w:p>
+            <w:pPr>
+              <w:spacing w:before="0" w:after="0" w:line="259" w:lineRule="auto"/>
+              <w:jc w:val="left"/>
+              <w:widowControl/>
+              <w:keepNext/>
+            </w:pPr>
+            <w:r/>
+            <w:r>
+              <w:rPr>
+                <w:rFonts w:ascii="Poppins" w:hAnsi="Poppins" w:cs="Poppins" w:eastAsia="Poppins"/>
+                <w:b w:val="0"/>
+                <w:i w:val="0"/>
+                <w:color w:val="1B3325"/>
+                <w:sz w:val="18"/>
+              </w:rPr>
+              <w:t>Trabajador, tipo de marca, fecha y hora. Los tipos son llegada, inicio de almuerzo, fin de almuerzo, descanso y salida.</w:t>
+            </w:r>
+          </w:p>
+        </w:tc>
+      </w:tr>
+      <w:tr>
+        <w:trPr>
+          <w:cantSplit/>
+        </w:trPr>
+        <w:tc>
+          <w:tcPr>
+            <w:tcW w:type="dxa" w:w="2800"/>
+            <w:tcBorders>
+              <w:top w:val="single" w:sz="4" w:space="0" w:color="1B3325"/>
+              <w:left w:val="single" w:sz="4" w:space="0" w:color="1B3325"/>
+              <w:bottom w:val="single" w:sz="4" w:space="0" w:color="1B3325"/>
+              <w:right w:val="single" w:sz="4" w:space="0" w:color="1B3325"/>
+            </w:tcBorders>
+            <w:tcMar>
+              <w:top w:w="40" w:type="dxa"/>
+              <w:left w:w="80" w:type="dxa"/>
+              <w:bottom w:w="40" w:type="dxa"/>
+              <w:right w:w="80" w:type="dxa"/>
+            </w:tcMar>
+            <w:shd w:val="clear" w:color="auto" w:fill="FFFFFF"/>
+            <w:vAlign w:val="center"/>
+          </w:tcPr>
+          <w:p>
+            <w:pPr>
+              <w:spacing w:before="0" w:after="0" w:line="259" w:lineRule="auto"/>
+              <w:jc w:val="left"/>
+              <w:widowControl/>
+            </w:pPr>
+            <w:r/>
+            <w:r>
+              <w:rPr>
+                <w:rFonts w:ascii="Poppins" w:hAnsi="Poppins" w:cs="Poppins" w:eastAsia="Poppins"/>
+                <w:b w:val="0"/>
+                <w:i w:val="0"/>
+                <w:color w:val="1B3325"/>
+                <w:sz w:val="18"/>
+              </w:rPr>
+              <w:t>Documento del Drive</w:t>
+            </w:r>
+          </w:p>
+        </w:tc>
+        <w:tc>
+          <w:tcPr>
+            <w:tcW w:type="dxa" w:w="6800"/>
+            <w:tcBorders>
+              <w:top w:val="single" w:sz="4" w:space="0" w:color="1B3325"/>
+              <w:left w:val="single" w:sz="4" w:space="0" w:color="1B3325"/>
+              <w:bottom w:val="single" w:sz="4" w:space="0" w:color="1B3325"/>
+              <w:right w:val="single" w:sz="4" w:space="0" w:color="1B3325"/>
+            </w:tcBorders>
+            <w:tcMar>
+              <w:top w:w="40" w:type="dxa"/>
+              <w:left w:w="80" w:type="dxa"/>
+              <w:bottom w:w="40" w:type="dxa"/>
+              <w:right w:w="80" w:type="dxa"/>
+            </w:tcMar>
+            <w:shd w:val="clear" w:color="auto" w:fill="FFFFFF"/>
+            <w:vAlign w:val="center"/>
+          </w:tcPr>
+          <w:p>
+            <w:pPr>
+              <w:spacing w:before="0" w:after="0" w:line="259" w:lineRule="auto"/>
+              <w:jc w:val="left"/>
+              <w:widowControl/>
+            </w:pPr>
+            <w:r/>
+            <w:r>
+              <w:rPr>
+                <w:rFonts w:ascii="Poppins" w:hAnsi="Poppins" w:cs="Poppins" w:eastAsia="Poppins"/>
+                <w:b w:val="0"/>
+                <w:i w:val="0"/>
+                <w:color w:val="1B3325"/>
+                <w:sz w:val="18"/>
+              </w:rPr>
+              <w:t>Archivo, carpeta de área y rol que puede verlo. La cuota de la cuenta es de 2 TB.</w:t>
+            </w:r>
+          </w:p>
+        </w:tc>
+      </w:tr>
+    </w:tbl>
+    <w:p>
+      <w:pPr>
+        <w:spacing w:before="0" w:after="40" w:line="259" w:lineRule="auto"/>
+        <w:jc w:val="left"/>
+        <w:widowControl/>
+      </w:pPr>
     </w:p>
     <w:p>
       <w:pPr>
@@ -3482,7 +4105,7 @@
                 <w:color w:val="1B3325"/>
                 <w:sz w:val="20"/>
               </w:rPr>
-              <w:t>Clientes, contactos, oportunidades y seguimiento. Áreas, cargos, procesos y tablero. Trazabilidad del trabajador: ficha, asignación, actividad y estado. Reportes de la operación.</w:t>
+              <w:t>Expediente del cliente: responsable, estado, fecha y hora de cada cambio. Chat interno por cliente y por área, con autor, fecha y hora. Áreas, cargos, procesos y tablero. Trazabilidad del trabajador: ficha, asignación, actividad y estado. Reportes de la operación.</w:t>
             </w:r>
           </w:p>
         </w:tc>
@@ -18659,42 +19282,12 @@
             <w:r>
               <w:rPr>
                 <w:rFonts w:ascii="Poppins" w:hAnsi="Poppins" w:cs="Poppins" w:eastAsia="Poppins"/>
-                <w:b/>
+                <w:b w:val="0"/>
                 <w:i w:val="0"/>
                 <w:color w:val="1B3325"/>
                 <w:sz w:val="16"/>
               </w:rPr>
-              <w:t>CRM</w:t>
-            </w:r>
-            <w:r>
-              <w:rPr>
-                <w:rFonts w:ascii="Poppins" w:hAnsi="Poppins" w:cs="Poppins" w:eastAsia="Poppins"/>
-                <w:b w:val="0"/>
-                <w:i w:val="0"/>
-                <w:color w:val="1B3325"/>
-                <w:sz w:val="16"/>
-              </w:rPr>
-              <w:t xml:space="preserve">, </w:t>
-            </w:r>
-            <w:r>
-              <w:rPr>
-                <w:rFonts w:ascii="Poppins" w:hAnsi="Poppins" w:cs="Poppins" w:eastAsia="Poppins"/>
-                <w:b/>
-                <w:i w:val="0"/>
-                <w:color w:val="1B3325"/>
-                <w:sz w:val="16"/>
-              </w:rPr>
-              <w:t>ERP</w:t>
-            </w:r>
-            <w:r>
-              <w:rPr>
-                <w:rFonts w:ascii="Poppins" w:hAnsi="Poppins" w:cs="Poppins" w:eastAsia="Poppins"/>
-                <w:b w:val="0"/>
-                <w:i w:val="0"/>
-                <w:color w:val="1B3325"/>
-                <w:sz w:val="16"/>
-              </w:rPr>
-              <w:t xml:space="preserve"> y trazabilidad</w:t>
+              <w:t>Expediente del cliente y chat interno</w:t>
             </w:r>
           </w:p>
         </w:tc>
@@ -18770,7 +19363,7 @@
                 <w:color w:val="1B3325"/>
                 <w:sz w:val="16"/>
               </w:rPr>
-              <w:t xml:space="preserve">Odoo, Bitrix24, Zoho </w:t>
+              <w:t xml:space="preserve">Odoo y Zoho </w:t>
             </w:r>
             <w:r>
               <w:rPr>
@@ -18790,7 +19383,7 @@
                 <w:color w:val="1B3325"/>
                 <w:sz w:val="16"/>
               </w:rPr>
-              <w:t xml:space="preserve"> y HubSpot.</w:t>
+              <w:t xml:space="preserve"> llevan el cliente. Bitrix24 suma el chat de la empresa en el mismo producto.</w:t>
             </w:r>
           </w:p>
         </w:tc>
@@ -22100,27 +22693,7 @@
           <w:color w:val="1B3325"/>
           <w:sz w:val="26"/>
         </w:rPr>
-        <w:t xml:space="preserve">Confirmar el reparto: el módulo 1 reúne </w:t>
-      </w:r>
-      <w:r>
-        <w:rPr>
-          <w:rFonts w:ascii="Poppins" w:hAnsi="Poppins" w:cs="Poppins" w:eastAsia="Poppins"/>
-          <w:b/>
-          <w:i w:val="0"/>
-          <w:color w:val="1B3325"/>
-          <w:sz w:val="26"/>
-        </w:rPr>
-        <w:t>CRM</w:t>
-      </w:r>
-      <w:r>
-        <w:rPr>
-          <w:rFonts w:ascii="Poppins" w:hAnsi="Poppins" w:cs="Poppins" w:eastAsia="Poppins"/>
-          <w:b w:val="0"/>
-          <w:i w:val="0"/>
-          <w:color w:val="1B3325"/>
-          <w:sz w:val="26"/>
-        </w:rPr>
-        <w:t xml:space="preserve">, </w:t>
+        <w:t xml:space="preserve">Confirmar el reparto: el módulo 1 es la trazabilidad de la gestión de clientes, el chat interno y el </w:t>
       </w:r>
       <w:r>
         <w:rPr>
@@ -22140,47 +22713,7 @@
           <w:color w:val="1B3325"/>
           <w:sz w:val="26"/>
         </w:rPr>
-        <w:t xml:space="preserve"> de gestión y trazabilidad; el módulo 2 es la asistencia; el módulo 3 es el Drive. Para 30 usuarios, el </w:t>
-      </w:r>
-      <w:r>
-        <w:rPr>
-          <w:rFonts w:ascii="Poppins" w:hAnsi="Poppins" w:cs="Poppins" w:eastAsia="Poppins"/>
-          <w:b/>
-          <w:i w:val="0"/>
-          <w:color w:val="1B3325"/>
-          <w:sz w:val="26"/>
-        </w:rPr>
-        <w:t>CRM</w:t>
-      </w:r>
-      <w:r>
-        <w:rPr>
-          <w:rFonts w:ascii="Poppins" w:hAnsi="Poppins" w:cs="Poppins" w:eastAsia="Poppins"/>
-          <w:b w:val="0"/>
-          <w:i w:val="0"/>
-          <w:color w:val="1B3325"/>
-          <w:sz w:val="26"/>
-        </w:rPr>
-        <w:t xml:space="preserve"> y </w:t>
-      </w:r>
-      <w:r>
-        <w:rPr>
-          <w:rFonts w:ascii="Poppins" w:hAnsi="Poppins" w:cs="Poppins" w:eastAsia="Poppins"/>
-          <w:b/>
-          <w:i w:val="0"/>
-          <w:color w:val="1B3325"/>
-          <w:sz w:val="26"/>
-        </w:rPr>
-        <w:t>ERP</w:t>
-      </w:r>
-      <w:r>
-        <w:rPr>
-          <w:rFonts w:ascii="Poppins" w:hAnsi="Poppins" w:cs="Poppins" w:eastAsia="Poppins"/>
-          <w:b w:val="0"/>
-          <w:i w:val="0"/>
-          <w:color w:val="1B3325"/>
-          <w:sz w:val="26"/>
-        </w:rPr>
-        <w:t xml:space="preserve"> son $450.000 al mes y los tres módulos son $990.000.</w:t>
+        <w:t xml:space="preserve"> de áreas y procesos; el módulo 2 es la asistencia; el módulo 3 es el Drive. Para 30 usuarios, el módulo 1 son $450.000 al mes y los tres módulos son $990.000.</w:t>
       </w:r>
     </w:p>
     <w:p>
@@ -22361,6 +22894,649 @@
           <w:sz w:val="26"/>
         </w:rPr>
         <w:t>Dejar por escrito, en cada propuesta, que la VPS y el dominio los coloca el cliente, que la mensualidad es solo el software, que la nómina y la factura electrónica quedan por fuera, y que las marcas las registra el trabajador o el supervisor.</w:t>
+      </w:r>
+    </w:p>
+    <w:p>
+      <w:pPr>
+        <w:spacing w:before="240" w:after="80" w:line="259" w:lineRule="auto"/>
+        <w:jc w:val="left"/>
+        <w:keepNext/>
+        <w:widowControl/>
+      </w:pPr>
+      <w:r>
+        <w:rPr>
+          <w:rFonts w:ascii="Poppins" w:hAnsi="Poppins" w:cs="Poppins" w:eastAsia="Poppins"/>
+          <w:b/>
+          <w:i w:val="0"/>
+          <w:color w:val="1B3325"/>
+          <w:sz w:val="26"/>
+        </w:rPr>
+        <w:t>17. PARTE SOCIAL DEL SERVICIO</w:t>
+      </w:r>
+    </w:p>
+    <w:p>
+      <w:pPr>
+        <w:spacing w:before="0" w:after="160" w:line="259" w:lineRule="auto"/>
+        <w:jc w:val="both"/>
+        <w:widowControl/>
+      </w:pPr>
+      <w:r>
+        <w:rPr>
+          <w:rFonts w:ascii="Poppins" w:hAnsi="Poppins" w:cs="Poppins" w:eastAsia="Poppins"/>
+          <w:b/>
+          <w:i w:val="0"/>
+          <w:color w:val="1B3325"/>
+          <w:sz w:val="26"/>
+        </w:rPr>
+        <w:t>RecoTime</w:t>
+      </w:r>
+      <w:r>
+        <w:rPr>
+          <w:rFonts w:ascii="Poppins" w:hAnsi="Poppins" w:cs="Poppins" w:eastAsia="Poppins"/>
+          <w:b w:val="0"/>
+          <w:i w:val="0"/>
+          <w:color w:val="1B3325"/>
+          <w:sz w:val="26"/>
+        </w:rPr>
+        <w:t xml:space="preserve"> no liquida nómina, no reemplaza el área de gestión humana y no sustituye el reglamento interno de trabajo. La parte social está en dos registros que la operación ya necesita y que, en Colombia, además sostienen derechos del trabajador: la jornada, con el almuerzo y los descansos separados, y el chat interno, para que la orden de trabajo no viva en el teléfono personal.</w:t>
+      </w:r>
+    </w:p>
+    <w:p>
+      <w:pPr>
+        <w:spacing w:before="160" w:after="40" w:line="259" w:lineRule="auto"/>
+        <w:jc w:val="left"/>
+        <w:keepNext/>
+        <w:widowControl/>
+      </w:pPr>
+      <w:r>
+        <w:rPr>
+          <w:rFonts w:ascii="Poppins" w:hAnsi="Poppins" w:cs="Poppins" w:eastAsia="Poppins"/>
+          <w:b/>
+          <w:i w:val="0"/>
+          <w:color w:val="1B3325"/>
+          <w:sz w:val="26"/>
+        </w:rPr>
+        <w:t>17.1. La jornada, el almuerzo y los descansos</w:t>
+      </w:r>
+    </w:p>
+    <w:p>
+      <w:pPr>
+        <w:spacing w:before="0" w:after="160" w:line="259" w:lineRule="auto"/>
+        <w:jc w:val="both"/>
+        <w:widowControl/>
+      </w:pPr>
+      <w:r>
+        <w:rPr>
+          <w:rFonts w:ascii="Poppins" w:hAnsi="Poppins" w:cs="Poppins" w:eastAsia="Poppins"/>
+          <w:b w:val="0"/>
+          <w:i w:val="0"/>
+          <w:color w:val="1B3325"/>
+          <w:sz w:val="26"/>
+        </w:rPr>
+        <w:t>El artículo 161 del Código Sustantivo del Trabajo, modificado por la Ley 2101 de 2021 y recogido por la Ley 2466 de 2025, fija la jornada ordinaria máxima. La Circular 101 de 2025 del Ministerio del Trabajo recuerda el calendario de esa ley: desde el 15 de julio de 2026 la jornada máxima ordinaria es de 42 horas semanales, distribuidas de común acuerdo en 5 o 6 días, con un día de descanso. Esa jornada es tiempo de trabajo efectivo.</w:t>
+      </w:r>
+    </w:p>
+    <w:p>
+      <w:pPr>
+        <w:spacing w:before="0" w:after="160" w:line="259" w:lineRule="auto"/>
+        <w:jc w:val="both"/>
+        <w:widowControl/>
+      </w:pPr>
+      <w:r>
+        <w:rPr>
+          <w:rFonts w:ascii="Poppins" w:hAnsi="Poppins" w:cs="Poppins" w:eastAsia="Poppins"/>
+          <w:b w:val="0"/>
+          <w:i w:val="0"/>
+          <w:color w:val="1B3325"/>
+          <w:sz w:val="26"/>
+        </w:rPr>
+        <w:t>El artículo 167 del mismo código ordena distribuir las horas de cada jornada en al menos dos secciones, con un intermedio de descanso adaptado al trabajo y a las necesidades de los trabajadores. Ese intermedio no se computa en la jornada. El artículo 108 exige que el reglamento interno de trabajo fije las horas de entrada y salida, el tiempo de las comidas y los períodos de descanso.</w:t>
+      </w:r>
+    </w:p>
+    <w:p>
+      <w:pPr>
+        <w:spacing w:before="0" w:after="160" w:line="259" w:lineRule="auto"/>
+        <w:jc w:val="both"/>
+        <w:widowControl/>
+      </w:pPr>
+      <w:r>
+        <w:rPr>
+          <w:rFonts w:ascii="Poppins" w:hAnsi="Poppins" w:cs="Poppins" w:eastAsia="Poppins"/>
+          <w:b w:val="0"/>
+          <w:i w:val="0"/>
+          <w:color w:val="1B3325"/>
+          <w:sz w:val="26"/>
+        </w:rPr>
+        <w:t xml:space="preserve">El módulo de asistencia guarda cinco tipos de marca: llegada, inicio de almuerzo, fin de almuerzo, descanso y salida. Cada marca tiene trabajador, fecha y hora. El almuerzo queda separado de los descansos y del tiempo entre la llegada y la salida. El trabajador consulta su línea. El supervisor ve el día en curso. La marca la registra la persona o el supervisor dentro de </w:t>
+      </w:r>
+      <w:r>
+        <w:rPr>
+          <w:rFonts w:ascii="Poppins" w:hAnsi="Poppins" w:cs="Poppins" w:eastAsia="Poppins"/>
+          <w:b/>
+          <w:i w:val="0"/>
+          <w:color w:val="1B3325"/>
+          <w:sz w:val="26"/>
+        </w:rPr>
+        <w:t>RecoTime</w:t>
+      </w:r>
+      <w:r>
+        <w:rPr>
+          <w:rFonts w:ascii="Poppins" w:hAnsi="Poppins" w:cs="Poppins" w:eastAsia="Poppins"/>
+          <w:b w:val="0"/>
+          <w:i w:val="0"/>
+          <w:color w:val="1B3325"/>
+          <w:sz w:val="26"/>
+        </w:rPr>
+        <w:t xml:space="preserve">. Con ese registro, la empresa puede contrastar el día contra el horario de su reglamento y separar el intermedio que el artículo 167 deja fuera de la jornada. </w:t>
+      </w:r>
+      <w:r>
+        <w:rPr>
+          <w:rFonts w:ascii="Poppins" w:hAnsi="Poppins" w:cs="Poppins" w:eastAsia="Poppins"/>
+          <w:b/>
+          <w:i w:val="0"/>
+          <w:color w:val="1B3325"/>
+          <w:sz w:val="26"/>
+        </w:rPr>
+        <w:t>RecoTime</w:t>
+      </w:r>
+      <w:r>
+        <w:rPr>
+          <w:rFonts w:ascii="Poppins" w:hAnsi="Poppins" w:cs="Poppins" w:eastAsia="Poppins"/>
+          <w:b w:val="0"/>
+          <w:i w:val="0"/>
+          <w:color w:val="1B3325"/>
+          <w:sz w:val="26"/>
+        </w:rPr>
+        <w:t xml:space="preserve"> no calcula la nómina ni decide si una hora es extra: deja la evidencia para quien sí liquida.</w:t>
+      </w:r>
+    </w:p>
+    <w:p>
+      <w:pPr>
+        <w:spacing w:before="160" w:after="40" w:line="259" w:lineRule="auto"/>
+        <w:jc w:val="left"/>
+        <w:keepNext/>
+        <w:widowControl/>
+      </w:pPr>
+      <w:r>
+        <w:rPr>
+          <w:rFonts w:ascii="Poppins" w:hAnsi="Poppins" w:cs="Poppins" w:eastAsia="Poppins"/>
+          <w:b/>
+          <w:i w:val="0"/>
+          <w:color w:val="1B3325"/>
+          <w:sz w:val="26"/>
+        </w:rPr>
+        <w:t>17.2. El chat interno y la desconexión laboral</w:t>
+      </w:r>
+    </w:p>
+    <w:p>
+      <w:pPr>
+        <w:spacing w:before="0" w:after="160" w:line="259" w:lineRule="auto"/>
+        <w:jc w:val="both"/>
+        <w:widowControl/>
+      </w:pPr>
+      <w:r>
+        <w:rPr>
+          <w:rFonts w:ascii="Poppins" w:hAnsi="Poppins" w:cs="Poppins" w:eastAsia="Poppins"/>
+          <w:b w:val="0"/>
+          <w:i w:val="0"/>
+          <w:color w:val="1B3325"/>
+          <w:sz w:val="26"/>
+        </w:rPr>
+        <w:t>La Ley 2191 de 2022 regula la desconexión laboral. El artículo 3 la define como el derecho a no ser contactado, por cualquier medio, para asuntos de trabajo por fuera de la jornada, ni en vacaciones o descansos. El empleador debe abstenerse de dar órdenes fuera de esa jornada. El artículo 5 le exige una política de desconexión. El derecho empieza cuando termina la jornada. Hay cargos de dirección, confianza y manejo con un régimen propio, que la misma ley señala.</w:t>
+      </w:r>
+    </w:p>
+    <w:p>
+      <w:pPr>
+        <w:spacing w:before="0" w:after="160" w:line="259" w:lineRule="auto"/>
+        <w:jc w:val="both"/>
+        <w:widowControl/>
+      </w:pPr>
+      <w:r>
+        <w:rPr>
+          <w:rFonts w:ascii="Poppins" w:hAnsi="Poppins" w:cs="Poppins" w:eastAsia="Poppins"/>
+          <w:b w:val="0"/>
+          <w:i w:val="0"/>
+          <w:color w:val="1B3325"/>
+          <w:sz w:val="26"/>
+        </w:rPr>
+        <w:t xml:space="preserve">El chat interno de </w:t>
+      </w:r>
+      <w:r>
+        <w:rPr>
+          <w:rFonts w:ascii="Poppins" w:hAnsi="Poppins" w:cs="Poppins" w:eastAsia="Poppins"/>
+          <w:b/>
+          <w:i w:val="0"/>
+          <w:color w:val="1B3325"/>
+          <w:sz w:val="26"/>
+        </w:rPr>
+        <w:t>RecoTime</w:t>
+      </w:r>
+      <w:r>
+        <w:rPr>
+          <w:rFonts w:ascii="Poppins" w:hAnsi="Poppins" w:cs="Poppins" w:eastAsia="Poppins"/>
+          <w:b w:val="0"/>
+          <w:i w:val="0"/>
+          <w:color w:val="1B3325"/>
+          <w:sz w:val="26"/>
+        </w:rPr>
+        <w:t xml:space="preserve"> es el canal de la empresa. Un mensaje guarda autor, fecha, hora y el cliente o el área a la que pertenece. El hilo sigue en el sistema si la persona sale de la compañía. La orden deja de depender de un WhatsApp personal, que se borra, se mezcla con la vida privada y sigue disponible cuando la jornada ya terminó. Tener el chat dentro de </w:t>
+      </w:r>
+      <w:r>
+        <w:rPr>
+          <w:rFonts w:ascii="Poppins" w:hAnsi="Poppins" w:cs="Poppins" w:eastAsia="Poppins"/>
+          <w:b/>
+          <w:i w:val="0"/>
+          <w:color w:val="1B3325"/>
+          <w:sz w:val="26"/>
+        </w:rPr>
+        <w:t>RecoTime</w:t>
+      </w:r>
+      <w:r>
+        <w:rPr>
+          <w:rFonts w:ascii="Poppins" w:hAnsi="Poppins" w:cs="Poppins" w:eastAsia="Poppins"/>
+          <w:b w:val="0"/>
+          <w:i w:val="0"/>
+          <w:color w:val="1B3325"/>
+          <w:sz w:val="26"/>
+        </w:rPr>
+        <w:t xml:space="preserve"> no cumple la Ley 2191 por sí solo. Le da a la empresa un lugar donde la instrucción queda fechada, para aplicar la política de desconexión sobre un canal de trabajo y no sobre el número personal del trabajador.</w:t>
+      </w:r>
+    </w:p>
+    <w:p>
+      <w:pPr>
+        <w:spacing w:before="160" w:after="40" w:line="259" w:lineRule="auto"/>
+        <w:jc w:val="left"/>
+        <w:keepNext/>
+        <w:widowControl/>
+      </w:pPr>
+      <w:r>
+        <w:rPr>
+          <w:rFonts w:ascii="Poppins" w:hAnsi="Poppins" w:cs="Poppins" w:eastAsia="Poppins"/>
+          <w:b/>
+          <w:i w:val="0"/>
+          <w:color w:val="1B3325"/>
+          <w:sz w:val="26"/>
+        </w:rPr>
+        <w:t>17.3. Por qué conviene en esa área</w:t>
+      </w:r>
+    </w:p>
+    <w:tbl>
+      <w:tblPr>
+        <w:tblW w:type="dxa" w:w="9600"/>
+        <w:jc w:val="center"/>
+        <w:tblLayout w:type="fixed"/>
+        <w:tblLook w:firstColumn="1" w:firstRow="1" w:lastColumn="0" w:lastRow="0" w:noHBand="0" w:noVBand="1" w:val="04A0"/>
+      </w:tblPr>
+      <w:tblGrid>
+        <w:gridCol w:w="2200"/>
+        <w:gridCol w:w="7400"/>
+      </w:tblGrid>
+      <w:tr>
+        <w:trPr>
+          <w:tblHeader/>
+          <w:cantSplit/>
+        </w:trPr>
+        <w:tc>
+          <w:tcPr>
+            <w:tcW w:type="dxa" w:w="2200"/>
+            <w:tcBorders>
+              <w:top w:val="single" w:sz="4" w:space="0" w:color="1B3325"/>
+              <w:left w:val="single" w:sz="4" w:space="0" w:color="1B3325"/>
+              <w:bottom w:val="single" w:sz="4" w:space="0" w:color="1B3325"/>
+              <w:right w:val="single" w:sz="4" w:space="0" w:color="1B3325"/>
+            </w:tcBorders>
+            <w:tcMar>
+              <w:top w:w="40" w:type="dxa"/>
+              <w:left w:w="80" w:type="dxa"/>
+              <w:bottom w:w="40" w:type="dxa"/>
+              <w:right w:w="80" w:type="dxa"/>
+            </w:tcMar>
+            <w:shd w:val="clear" w:color="auto" w:fill="1B3325"/>
+            <w:vAlign w:val="center"/>
+          </w:tcPr>
+          <w:p>
+            <w:pPr>
+              <w:spacing w:before="0" w:after="0" w:line="259" w:lineRule="auto"/>
+              <w:jc w:val="center"/>
+              <w:widowControl/>
+              <w:keepNext/>
+            </w:pPr>
+            <w:r/>
+            <w:r>
+              <w:rPr>
+                <w:rFonts w:ascii="Poppins" w:hAnsi="Poppins" w:cs="Poppins" w:eastAsia="Poppins"/>
+                <w:b/>
+                <w:i w:val="0"/>
+                <w:color w:val="FFFFFF"/>
+                <w:sz w:val="18"/>
+              </w:rPr>
+              <w:t>Para quién</w:t>
+            </w:r>
+          </w:p>
+        </w:tc>
+        <w:tc>
+          <w:tcPr>
+            <w:tcW w:type="dxa" w:w="7400"/>
+            <w:tcBorders>
+              <w:top w:val="single" w:sz="4" w:space="0" w:color="1B3325"/>
+              <w:left w:val="single" w:sz="4" w:space="0" w:color="1B3325"/>
+              <w:bottom w:val="single" w:sz="4" w:space="0" w:color="1B3325"/>
+              <w:right w:val="single" w:sz="4" w:space="0" w:color="1B3325"/>
+            </w:tcBorders>
+            <w:tcMar>
+              <w:top w:w="40" w:type="dxa"/>
+              <w:left w:w="80" w:type="dxa"/>
+              <w:bottom w:w="40" w:type="dxa"/>
+              <w:right w:w="80" w:type="dxa"/>
+            </w:tcMar>
+            <w:shd w:val="clear" w:color="auto" w:fill="1B3325"/>
+            <w:vAlign w:val="center"/>
+          </w:tcPr>
+          <w:p>
+            <w:pPr>
+              <w:spacing w:before="0" w:after="0" w:line="259" w:lineRule="auto"/>
+              <w:jc w:val="center"/>
+              <w:widowControl/>
+              <w:keepNext/>
+            </w:pPr>
+            <w:r/>
+            <w:r>
+              <w:rPr>
+                <w:rFonts w:ascii="Poppins" w:hAnsi="Poppins" w:cs="Poppins" w:eastAsia="Poppins"/>
+                <w:b/>
+                <w:i w:val="0"/>
+                <w:color w:val="FFFFFF"/>
+                <w:sz w:val="18"/>
+              </w:rPr>
+              <w:t>Qué gana con el registro</w:t>
+            </w:r>
+          </w:p>
+        </w:tc>
+      </w:tr>
+      <w:tr>
+        <w:trPr>
+          <w:cantSplit/>
+        </w:trPr>
+        <w:tc>
+          <w:tcPr>
+            <w:tcW w:type="dxa" w:w="2200"/>
+            <w:tcBorders>
+              <w:top w:val="single" w:sz="4" w:space="0" w:color="1B3325"/>
+              <w:left w:val="single" w:sz="4" w:space="0" w:color="1B3325"/>
+              <w:bottom w:val="single" w:sz="4" w:space="0" w:color="1B3325"/>
+              <w:right w:val="single" w:sz="4" w:space="0" w:color="1B3325"/>
+            </w:tcBorders>
+            <w:tcMar>
+              <w:top w:w="40" w:type="dxa"/>
+              <w:left w:w="80" w:type="dxa"/>
+              <w:bottom w:w="40" w:type="dxa"/>
+              <w:right w:w="80" w:type="dxa"/>
+            </w:tcMar>
+            <w:shd w:val="clear" w:color="auto" w:fill="FFFFFF"/>
+            <w:vAlign w:val="center"/>
+          </w:tcPr>
+          <w:p>
+            <w:pPr>
+              <w:spacing w:before="0" w:after="0" w:line="259" w:lineRule="auto"/>
+              <w:jc w:val="left"/>
+              <w:widowControl/>
+              <w:keepNext/>
+            </w:pPr>
+            <w:r/>
+            <w:r>
+              <w:rPr>
+                <w:rFonts w:ascii="Poppins" w:hAnsi="Poppins" w:cs="Poppins" w:eastAsia="Poppins"/>
+                <w:b w:val="0"/>
+                <w:i w:val="0"/>
+                <w:color w:val="1B3325"/>
+                <w:sz w:val="18"/>
+              </w:rPr>
+              <w:t>El trabajador</w:t>
+            </w:r>
+          </w:p>
+        </w:tc>
+        <w:tc>
+          <w:tcPr>
+            <w:tcW w:type="dxa" w:w="7400"/>
+            <w:tcBorders>
+              <w:top w:val="single" w:sz="4" w:space="0" w:color="1B3325"/>
+              <w:left w:val="single" w:sz="4" w:space="0" w:color="1B3325"/>
+              <w:bottom w:val="single" w:sz="4" w:space="0" w:color="1B3325"/>
+              <w:right w:val="single" w:sz="4" w:space="0" w:color="1B3325"/>
+            </w:tcBorders>
+            <w:tcMar>
+              <w:top w:w="40" w:type="dxa"/>
+              <w:left w:w="80" w:type="dxa"/>
+              <w:bottom w:w="40" w:type="dxa"/>
+              <w:right w:w="80" w:type="dxa"/>
+            </w:tcMar>
+            <w:shd w:val="clear" w:color="auto" w:fill="FFFFFF"/>
+            <w:vAlign w:val="center"/>
+          </w:tcPr>
+          <w:p>
+            <w:pPr>
+              <w:spacing w:before="0" w:after="0" w:line="259" w:lineRule="auto"/>
+              <w:jc w:val="left"/>
+              <w:widowControl/>
+              <w:keepNext/>
+            </w:pPr>
+            <w:r/>
+            <w:r>
+              <w:rPr>
+                <w:rFonts w:ascii="Poppins" w:hAnsi="Poppins" w:cs="Poppins" w:eastAsia="Poppins"/>
+                <w:b w:val="0"/>
+                <w:i w:val="0"/>
+                <w:color w:val="1B3325"/>
+                <w:sz w:val="18"/>
+              </w:rPr>
+              <w:t>Consulta su línea del día y el chat de su trabajo. El almuerzo y los descansos no se diluyen en un mensaje de «ya llegué». Puede pedir el dato sin reconstruir la semana.</w:t>
+            </w:r>
+          </w:p>
+        </w:tc>
+      </w:tr>
+      <w:tr>
+        <w:trPr>
+          <w:cantSplit/>
+        </w:trPr>
+        <w:tc>
+          <w:tcPr>
+            <w:tcW w:type="dxa" w:w="2200"/>
+            <w:tcBorders>
+              <w:top w:val="single" w:sz="4" w:space="0" w:color="1B3325"/>
+              <w:left w:val="single" w:sz="4" w:space="0" w:color="1B3325"/>
+              <w:bottom w:val="single" w:sz="4" w:space="0" w:color="1B3325"/>
+              <w:right w:val="single" w:sz="4" w:space="0" w:color="1B3325"/>
+            </w:tcBorders>
+            <w:tcMar>
+              <w:top w:w="40" w:type="dxa"/>
+              <w:left w:w="80" w:type="dxa"/>
+              <w:bottom w:w="40" w:type="dxa"/>
+              <w:right w:w="80" w:type="dxa"/>
+            </w:tcMar>
+            <w:shd w:val="clear" w:color="auto" w:fill="F7FBF8"/>
+            <w:vAlign w:val="center"/>
+          </w:tcPr>
+          <w:p>
+            <w:pPr>
+              <w:spacing w:before="0" w:after="0" w:line="259" w:lineRule="auto"/>
+              <w:jc w:val="left"/>
+              <w:widowControl/>
+              <w:keepNext/>
+            </w:pPr>
+            <w:r/>
+            <w:r>
+              <w:rPr>
+                <w:rFonts w:ascii="Poppins" w:hAnsi="Poppins" w:cs="Poppins" w:eastAsia="Poppins"/>
+                <w:b w:val="0"/>
+                <w:i w:val="0"/>
+                <w:color w:val="1B3325"/>
+                <w:sz w:val="18"/>
+              </w:rPr>
+              <w:t>La empresa</w:t>
+            </w:r>
+          </w:p>
+        </w:tc>
+        <w:tc>
+          <w:tcPr>
+            <w:tcW w:type="dxa" w:w="7400"/>
+            <w:tcBorders>
+              <w:top w:val="single" w:sz="4" w:space="0" w:color="1B3325"/>
+              <w:left w:val="single" w:sz="4" w:space="0" w:color="1B3325"/>
+              <w:bottom w:val="single" w:sz="4" w:space="0" w:color="1B3325"/>
+              <w:right w:val="single" w:sz="4" w:space="0" w:color="1B3325"/>
+            </w:tcBorders>
+            <w:tcMar>
+              <w:top w:w="40" w:type="dxa"/>
+              <w:left w:w="80" w:type="dxa"/>
+              <w:bottom w:w="40" w:type="dxa"/>
+              <w:right w:w="80" w:type="dxa"/>
+            </w:tcMar>
+            <w:shd w:val="clear" w:color="auto" w:fill="F7FBF8"/>
+            <w:vAlign w:val="center"/>
+          </w:tcPr>
+          <w:p>
+            <w:pPr>
+              <w:spacing w:before="0" w:after="0" w:line="259" w:lineRule="auto"/>
+              <w:jc w:val="left"/>
+              <w:widowControl/>
+              <w:keepNext/>
+            </w:pPr>
+            <w:r/>
+            <w:r>
+              <w:rPr>
+                <w:rFonts w:ascii="Poppins" w:hAnsi="Poppins" w:cs="Poppins" w:eastAsia="Poppins"/>
+                <w:b w:val="0"/>
+                <w:i w:val="0"/>
+                <w:color w:val="1B3325"/>
+                <w:sz w:val="18"/>
+              </w:rPr>
+              <w:t>Explica una jornada con marcas de fecha y hora, y explica la gestión de un cliente con el expediente y el chat interno. El reglamento y la política de desconexión tienen un soporte que se puede abrir.</w:t>
+            </w:r>
+          </w:p>
+        </w:tc>
+      </w:tr>
+      <w:tr>
+        <w:trPr>
+          <w:cantSplit/>
+        </w:trPr>
+        <w:tc>
+          <w:tcPr>
+            <w:tcW w:type="dxa" w:w="2200"/>
+            <w:tcBorders>
+              <w:top w:val="single" w:sz="4" w:space="0" w:color="1B3325"/>
+              <w:left w:val="single" w:sz="4" w:space="0" w:color="1B3325"/>
+              <w:bottom w:val="single" w:sz="4" w:space="0" w:color="1B3325"/>
+              <w:right w:val="single" w:sz="4" w:space="0" w:color="1B3325"/>
+            </w:tcBorders>
+            <w:tcMar>
+              <w:top w:w="40" w:type="dxa"/>
+              <w:left w:w="80" w:type="dxa"/>
+              <w:bottom w:w="40" w:type="dxa"/>
+              <w:right w:w="80" w:type="dxa"/>
+            </w:tcMar>
+            <w:shd w:val="clear" w:color="auto" w:fill="FFFFFF"/>
+            <w:vAlign w:val="center"/>
+          </w:tcPr>
+          <w:p>
+            <w:pPr>
+              <w:spacing w:before="0" w:after="0" w:line="259" w:lineRule="auto"/>
+              <w:jc w:val="left"/>
+              <w:widowControl/>
+            </w:pPr>
+            <w:r/>
+            <w:r>
+              <w:rPr>
+                <w:rFonts w:ascii="Poppins" w:hAnsi="Poppins" w:cs="Poppins" w:eastAsia="Poppins"/>
+                <w:b w:val="0"/>
+                <w:i w:val="0"/>
+                <w:color w:val="1B3325"/>
+                <w:sz w:val="18"/>
+              </w:rPr>
+              <w:t>Una revisión o una queja</w:t>
+            </w:r>
+          </w:p>
+        </w:tc>
+        <w:tc>
+          <w:tcPr>
+            <w:tcW w:type="dxa" w:w="7400"/>
+            <w:tcBorders>
+              <w:top w:val="single" w:sz="4" w:space="0" w:color="1B3325"/>
+              <w:left w:val="single" w:sz="4" w:space="0" w:color="1B3325"/>
+              <w:bottom w:val="single" w:sz="4" w:space="0" w:color="1B3325"/>
+              <w:right w:val="single" w:sz="4" w:space="0" w:color="1B3325"/>
+            </w:tcBorders>
+            <w:tcMar>
+              <w:top w:w="40" w:type="dxa"/>
+              <w:left w:w="80" w:type="dxa"/>
+              <w:bottom w:w="40" w:type="dxa"/>
+              <w:right w:w="80" w:type="dxa"/>
+            </w:tcMar>
+            <w:shd w:val="clear" w:color="auto" w:fill="FFFFFF"/>
+            <w:vAlign w:val="center"/>
+          </w:tcPr>
+          <w:p>
+            <w:pPr>
+              <w:spacing w:before="0" w:after="0" w:line="259" w:lineRule="auto"/>
+              <w:jc w:val="left"/>
+              <w:widowControl/>
+            </w:pPr>
+            <w:r/>
+            <w:r>
+              <w:rPr>
+                <w:rFonts w:ascii="Poppins" w:hAnsi="Poppins" w:cs="Poppins" w:eastAsia="Poppins"/>
+                <w:b w:val="0"/>
+                <w:i w:val="0"/>
+                <w:color w:val="1B3325"/>
+                <w:sz w:val="18"/>
+              </w:rPr>
+              <w:t>El intermedio de descanso se distingue del tiempo de trabajo, que es la separación del artículo 167. La orden tiene autor y hora, que es el dato que la Ley 2191 pone en el centro.</w:t>
+            </w:r>
+          </w:p>
+        </w:tc>
+      </w:tr>
+    </w:tbl>
+    <w:p>
+      <w:pPr>
+        <w:spacing w:before="0" w:after="40" w:line="259" w:lineRule="auto"/>
+        <w:jc w:val="left"/>
+        <w:widowControl/>
+      </w:pPr>
+    </w:p>
+    <w:p>
+      <w:pPr>
+        <w:spacing w:before="0" w:after="160" w:line="259" w:lineRule="auto"/>
+        <w:jc w:val="both"/>
+        <w:widowControl/>
+      </w:pPr>
+      <w:r>
+        <w:rPr>
+          <w:rFonts w:ascii="Poppins" w:hAnsi="Poppins" w:cs="Poppins" w:eastAsia="Poppins"/>
+          <w:b w:val="0"/>
+          <w:i w:val="0"/>
+          <w:color w:val="1B3325"/>
+          <w:sz w:val="26"/>
+        </w:rPr>
+        <w:t xml:space="preserve">La parte social de </w:t>
+      </w:r>
+      <w:r>
+        <w:rPr>
+          <w:rFonts w:ascii="Poppins" w:hAnsi="Poppins" w:cs="Poppins" w:eastAsia="Poppins"/>
+          <w:b/>
+          <w:i w:val="0"/>
+          <w:color w:val="1B3325"/>
+          <w:sz w:val="26"/>
+        </w:rPr>
+        <w:t>RecoTime</w:t>
+      </w:r>
+      <w:r>
+        <w:rPr>
+          <w:rFonts w:ascii="Poppins" w:hAnsi="Poppins" w:cs="Poppins" w:eastAsia="Poppins"/>
+          <w:b w:val="0"/>
+          <w:i w:val="0"/>
+          <w:color w:val="1B3325"/>
+          <w:sz w:val="26"/>
+        </w:rPr>
+        <w:t xml:space="preserve"> es ese registro compartido. Protege el tiempo de descanso porque lo hace visible, y protege la vida personal porque saca la orden de trabajo del teléfono particular. La obligación legal sigue en la empresa: el reglamento, la política de desconexión y la liquidación de la jornada no se delegan en el software.</w:t>
       </w:r>
     </w:p>
     <w:p>

--- a/documentos/recotime/informe-recotime.docx
+++ b/documentos/recotime/informe-recotime.docx
@@ -256,7 +256,7 @@
           <w:color w:val="1B3325"/>
           <w:sz w:val="26"/>
         </w:rPr>
-        <w:t xml:space="preserve"> para aprobar la oferta. Las secciones 2 y 3 dicen para qué existe el sistema. La sección 9 trae el mercado. La sección 11 trae el precio. La sección 17 explica la parte social.</w:t>
+        <w:t xml:space="preserve"> para aprobar la oferta. Las secciones 2 y 3 dicen para qué existe el sistema. La sección 9 trae el mercado. La sección 11 trae el precio. La sección 17 deja, en corto, la parte social frente a Fondo Emprender.</w:t>
       </w:r>
     </w:p>
     <w:p>
@@ -22911,52 +22911,7 @@
           <w:color w:val="1B3325"/>
           <w:sz w:val="26"/>
         </w:rPr>
-        <w:t>17. PARTE SOCIAL DEL SERVICIO</w:t>
-      </w:r>
-    </w:p>
-    <w:p>
-      <w:pPr>
-        <w:spacing w:before="0" w:after="160" w:line="259" w:lineRule="auto"/>
-        <w:jc w:val="both"/>
-        <w:widowControl/>
-      </w:pPr>
-      <w:r>
-        <w:rPr>
-          <w:rFonts w:ascii="Poppins" w:hAnsi="Poppins" w:cs="Poppins" w:eastAsia="Poppins"/>
-          <w:b/>
-          <w:i w:val="0"/>
-          <w:color w:val="1B3325"/>
-          <w:sz w:val="26"/>
-        </w:rPr>
-        <w:t>RecoTime</w:t>
-      </w:r>
-      <w:r>
-        <w:rPr>
-          <w:rFonts w:ascii="Poppins" w:hAnsi="Poppins" w:cs="Poppins" w:eastAsia="Poppins"/>
-          <w:b w:val="0"/>
-          <w:i w:val="0"/>
-          <w:color w:val="1B3325"/>
-          <w:sz w:val="26"/>
-        </w:rPr>
-        <w:t xml:space="preserve"> no liquida nómina, no reemplaza el área de gestión humana y no sustituye el reglamento interno de trabajo. La parte social está en dos registros que la operación ya necesita y que, en Colombia, además sostienen derechos del trabajador: la jornada, con el almuerzo y los descansos separados, y el chat interno, para que la orden de trabajo no viva en el teléfono personal.</w:t>
-      </w:r>
-    </w:p>
-    <w:p>
-      <w:pPr>
-        <w:spacing w:before="160" w:after="40" w:line="259" w:lineRule="auto"/>
-        <w:jc w:val="left"/>
-        <w:keepNext/>
-        <w:widowControl/>
-      </w:pPr>
-      <w:r>
-        <w:rPr>
-          <w:rFonts w:ascii="Poppins" w:hAnsi="Poppins" w:cs="Poppins" w:eastAsia="Poppins"/>
-          <w:b/>
-          <w:i w:val="0"/>
-          <w:color w:val="1B3325"/>
-          <w:sz w:val="26"/>
-        </w:rPr>
-        <w:t>17.1. La jornada, el almuerzo y los descansos</w:t>
+        <w:t>17. PARTE SOCIAL</w:t>
       </w:r>
     </w:p>
     <w:p>
@@ -22973,41 +22928,7 @@
           <w:color w:val="1B3325"/>
           <w:sz w:val="26"/>
         </w:rPr>
-        <w:t>El artículo 161 del Código Sustantivo del Trabajo, modificado por la Ley 2101 de 2021 y recogido por la Ley 2466 de 2025, fija la jornada ordinaria máxima. La Circular 101 de 2025 del Ministerio del Trabajo recuerda el calendario de esa ley: desde el 15 de julio de 2026 la jornada máxima ordinaria es de 42 horas semanales, distribuidas de común acuerdo en 5 o 6 días, con un día de descanso. Esa jornada es tiempo de trabajo efectivo.</w:t>
-      </w:r>
-    </w:p>
-    <w:p>
-      <w:pPr>
-        <w:spacing w:before="0" w:after="160" w:line="259" w:lineRule="auto"/>
-        <w:jc w:val="both"/>
-        <w:widowControl/>
-      </w:pPr>
-      <w:r>
-        <w:rPr>
-          <w:rFonts w:ascii="Poppins" w:hAnsi="Poppins" w:cs="Poppins" w:eastAsia="Poppins"/>
-          <w:b w:val="0"/>
-          <w:i w:val="0"/>
-          <w:color w:val="1B3325"/>
-          <w:sz w:val="26"/>
-        </w:rPr>
-        <w:t>El artículo 167 del mismo código ordena distribuir las horas de cada jornada en al menos dos secciones, con un intermedio de descanso adaptado al trabajo y a las necesidades de los trabajadores. Ese intermedio no se computa en la jornada. El artículo 108 exige que el reglamento interno de trabajo fije las horas de entrada y salida, el tiempo de las comidas y los períodos de descanso.</w:t>
-      </w:r>
-    </w:p>
-    <w:p>
-      <w:pPr>
-        <w:spacing w:before="0" w:after="160" w:line="259" w:lineRule="auto"/>
-        <w:jc w:val="both"/>
-        <w:widowControl/>
-      </w:pPr>
-      <w:r>
-        <w:rPr>
-          <w:rFonts w:ascii="Poppins" w:hAnsi="Poppins" w:cs="Poppins" w:eastAsia="Poppins"/>
-          <w:b w:val="0"/>
-          <w:i w:val="0"/>
-          <w:color w:val="1B3325"/>
-          <w:sz w:val="26"/>
-        </w:rPr>
-        <w:t xml:space="preserve">El módulo de asistencia guarda cinco tipos de marca: llegada, inicio de almuerzo, fin de almuerzo, descanso y salida. Cada marca tiene trabajador, fecha y hora. El almuerzo queda separado de los descansos y del tiempo entre la llegada y la salida. El trabajador consulta su línea. El supervisor ve el día en curso. La marca la registra la persona o el supervisor dentro de </w:t>
+        <w:t xml:space="preserve">Más adelante, </w:t>
       </w:r>
       <w:r>
         <w:rPr>
@@ -23027,137 +22948,7 @@
           <w:color w:val="1B3325"/>
           <w:sz w:val="26"/>
         </w:rPr>
-        <w:t xml:space="preserve">. Con ese registro, la empresa puede contrastar el día contra el horario de su reglamento y separar el intermedio que el artículo 167 deja fuera de la jornada. </w:t>
-      </w:r>
-      <w:r>
-        <w:rPr>
-          <w:rFonts w:ascii="Poppins" w:hAnsi="Poppins" w:cs="Poppins" w:eastAsia="Poppins"/>
-          <w:b/>
-          <w:i w:val="0"/>
-          <w:color w:val="1B3325"/>
-          <w:sz w:val="26"/>
-        </w:rPr>
-        <w:t>RecoTime</w:t>
-      </w:r>
-      <w:r>
-        <w:rPr>
-          <w:rFonts w:ascii="Poppins" w:hAnsi="Poppins" w:cs="Poppins" w:eastAsia="Poppins"/>
-          <w:b w:val="0"/>
-          <w:i w:val="0"/>
-          <w:color w:val="1B3325"/>
-          <w:sz w:val="26"/>
-        </w:rPr>
-        <w:t xml:space="preserve"> no calcula la nómina ni decide si una hora es extra: deja la evidencia para quien sí liquida.</w:t>
-      </w:r>
-    </w:p>
-    <w:p>
-      <w:pPr>
-        <w:spacing w:before="160" w:after="40" w:line="259" w:lineRule="auto"/>
-        <w:jc w:val="left"/>
-        <w:keepNext/>
-        <w:widowControl/>
-      </w:pPr>
-      <w:r>
-        <w:rPr>
-          <w:rFonts w:ascii="Poppins" w:hAnsi="Poppins" w:cs="Poppins" w:eastAsia="Poppins"/>
-          <w:b/>
-          <w:i w:val="0"/>
-          <w:color w:val="1B3325"/>
-          <w:sz w:val="26"/>
-        </w:rPr>
-        <w:t>17.2. El chat interno y la desconexión laboral</w:t>
-      </w:r>
-    </w:p>
-    <w:p>
-      <w:pPr>
-        <w:spacing w:before="0" w:after="160" w:line="259" w:lineRule="auto"/>
-        <w:jc w:val="both"/>
-        <w:widowControl/>
-      </w:pPr>
-      <w:r>
-        <w:rPr>
-          <w:rFonts w:ascii="Poppins" w:hAnsi="Poppins" w:cs="Poppins" w:eastAsia="Poppins"/>
-          <w:b w:val="0"/>
-          <w:i w:val="0"/>
-          <w:color w:val="1B3325"/>
-          <w:sz w:val="26"/>
-        </w:rPr>
-        <w:t>La Ley 2191 de 2022 regula la desconexión laboral. El artículo 3 la define como el derecho a no ser contactado, por cualquier medio, para asuntos de trabajo por fuera de la jornada, ni en vacaciones o descansos. El empleador debe abstenerse de dar órdenes fuera de esa jornada. El artículo 5 le exige una política de desconexión. El derecho empieza cuando termina la jornada. Hay cargos de dirección, confianza y manejo con un régimen propio, que la misma ley señala.</w:t>
-      </w:r>
-    </w:p>
-    <w:p>
-      <w:pPr>
-        <w:spacing w:before="0" w:after="160" w:line="259" w:lineRule="auto"/>
-        <w:jc w:val="both"/>
-        <w:widowControl/>
-      </w:pPr>
-      <w:r>
-        <w:rPr>
-          <w:rFonts w:ascii="Poppins" w:hAnsi="Poppins" w:cs="Poppins" w:eastAsia="Poppins"/>
-          <w:b w:val="0"/>
-          <w:i w:val="0"/>
-          <w:color w:val="1B3325"/>
-          <w:sz w:val="26"/>
-        </w:rPr>
-        <w:t xml:space="preserve">El chat interno de </w:t>
-      </w:r>
-      <w:r>
-        <w:rPr>
-          <w:rFonts w:ascii="Poppins" w:hAnsi="Poppins" w:cs="Poppins" w:eastAsia="Poppins"/>
-          <w:b/>
-          <w:i w:val="0"/>
-          <w:color w:val="1B3325"/>
-          <w:sz w:val="26"/>
-        </w:rPr>
-        <w:t>RecoTime</w:t>
-      </w:r>
-      <w:r>
-        <w:rPr>
-          <w:rFonts w:ascii="Poppins" w:hAnsi="Poppins" w:cs="Poppins" w:eastAsia="Poppins"/>
-          <w:b w:val="0"/>
-          <w:i w:val="0"/>
-          <w:color w:val="1B3325"/>
-          <w:sz w:val="26"/>
-        </w:rPr>
-        <w:t xml:space="preserve"> es el canal de la empresa. Un mensaje guarda autor, fecha, hora y el cliente o el área a la que pertenece. El hilo sigue en el sistema si la persona sale de la compañía. La orden deja de depender de un WhatsApp personal, que se borra, se mezcla con la vida privada y sigue disponible cuando la jornada ya terminó. Tener el chat dentro de </w:t>
-      </w:r>
-      <w:r>
-        <w:rPr>
-          <w:rFonts w:ascii="Poppins" w:hAnsi="Poppins" w:cs="Poppins" w:eastAsia="Poppins"/>
-          <w:b/>
-          <w:i w:val="0"/>
-          <w:color w:val="1B3325"/>
-          <w:sz w:val="26"/>
-        </w:rPr>
-        <w:t>RecoTime</w:t>
-      </w:r>
-      <w:r>
-        <w:rPr>
-          <w:rFonts w:ascii="Poppins" w:hAnsi="Poppins" w:cs="Poppins" w:eastAsia="Poppins"/>
-          <w:b w:val="0"/>
-          <w:i w:val="0"/>
-          <w:color w:val="1B3325"/>
-          <w:sz w:val="26"/>
-        </w:rPr>
-        <w:t xml:space="preserve"> no cumple la Ley 2191 por sí solo. Le da a la empresa un lugar donde la instrucción queda fechada, para aplicar la política de desconexión sobre un canal de trabajo y no sobre el número personal del trabajador.</w:t>
-      </w:r>
-    </w:p>
-    <w:p>
-      <w:pPr>
-        <w:spacing w:before="160" w:after="40" w:line="259" w:lineRule="auto"/>
-        <w:jc w:val="left"/>
-        <w:keepNext/>
-        <w:widowControl/>
-      </w:pPr>
-      <w:r>
-        <w:rPr>
-          <w:rFonts w:ascii="Poppins" w:hAnsi="Poppins" w:cs="Poppins" w:eastAsia="Poppins"/>
-          <w:b/>
-          <w:i w:val="0"/>
-          <w:color w:val="1B3325"/>
-          <w:sz w:val="26"/>
-        </w:rPr>
-        <w:t>17.3. Por qué conviene en esa área</w:t>
+        <w:t xml:space="preserve"> puede acompañar a un emprendimiento que busque o ya tenga recursos del Fondo Emprender del SENA. Esta versión no incluye ese trámite. El fondo, en su reglamento de 2026, financia por dos líneas: Crear, para una iniciativa nueva, y Fortalecimiento productivo, para un negocio ya registrado. En las dos mira ingresos, autoempleo y puestos de trabajo. Esos son los temas sociales que este servicio toca, y de forma leve.</w:t>
       </w:r>
     </w:p>
     <w:tbl>
@@ -23168,8 +22959,8 @@
         <w:tblLook w:firstColumn="1" w:firstRow="1" w:lastColumn="0" w:lastRow="0" w:noHBand="0" w:noVBand="1" w:val="04A0"/>
       </w:tblPr>
       <w:tblGrid>
-        <w:gridCol w:w="2200"/>
-        <w:gridCol w:w="7400"/>
+        <w:gridCol w:w="2800"/>
+        <w:gridCol w:w="6800"/>
       </w:tblGrid>
       <w:tr>
         <w:trPr>
@@ -23178,7 +22969,7 @@
         </w:trPr>
         <w:tc>
           <w:tcPr>
-            <w:tcW w:type="dxa" w:w="2200"/>
+            <w:tcW w:type="dxa" w:w="2800"/>
             <w:tcBorders>
               <w:top w:val="single" w:sz="4" w:space="0" w:color="1B3325"/>
               <w:left w:val="single" w:sz="4" w:space="0" w:color="1B3325"/>
@@ -23210,13 +23001,13 @@
                 <w:color w:val="FFFFFF"/>
                 <w:sz w:val="18"/>
               </w:rPr>
-              <w:t>Para quién</w:t>
+              <w:t>Tema social</w:t>
             </w:r>
           </w:p>
         </w:tc>
         <w:tc>
           <w:tcPr>
-            <w:tcW w:type="dxa" w:w="7400"/>
+            <w:tcW w:type="dxa" w:w="6800"/>
             <w:tcBorders>
               <w:top w:val="single" w:sz="4" w:space="0" w:color="1B3325"/>
               <w:left w:val="single" w:sz="4" w:space="0" w:color="1B3325"/>
@@ -23248,7 +23039,17 @@
                 <w:color w:val="FFFFFF"/>
                 <w:sz w:val="18"/>
               </w:rPr>
-              <w:t>Qué gana con el registro</w:t>
+              <w:t xml:space="preserve">En qué puede ayudar </w:t>
+            </w:r>
+            <w:r>
+              <w:rPr>
+                <w:rFonts w:ascii="Poppins" w:hAnsi="Poppins" w:cs="Poppins" w:eastAsia="Poppins"/>
+                <w:b/>
+                <w:i w:val="0"/>
+                <w:color w:val="FFFFFF"/>
+                <w:sz w:val="18"/>
+              </w:rPr>
+              <w:t>RecoTime</w:t>
             </w:r>
           </w:p>
         </w:tc>
@@ -23259,7 +23060,7 @@
         </w:trPr>
         <w:tc>
           <w:tcPr>
-            <w:tcW w:type="dxa" w:w="2200"/>
+            <w:tcW w:type="dxa" w:w="2800"/>
             <w:tcBorders>
               <w:top w:val="single" w:sz="4" w:space="0" w:color="1B3325"/>
               <w:left w:val="single" w:sz="4" w:space="0" w:color="1B3325"/>
@@ -23291,13 +23092,13 @@
                 <w:color w:val="1B3325"/>
                 <w:sz w:val="18"/>
               </w:rPr>
-              <w:t>El trabajador</w:t>
+              <w:t>Autoempleo y puestos de trabajo</w:t>
             </w:r>
           </w:p>
         </w:tc>
         <w:tc>
           <w:tcPr>
-            <w:tcW w:type="dxa" w:w="7400"/>
+            <w:tcW w:type="dxa" w:w="6800"/>
             <w:tcBorders>
               <w:top w:val="single" w:sz="4" w:space="0" w:color="1B3325"/>
               <w:left w:val="single" w:sz="4" w:space="0" w:color="1B3325"/>
@@ -23329,7 +23130,7 @@
                 <w:color w:val="1B3325"/>
                 <w:sz w:val="18"/>
               </w:rPr>
-              <w:t>Consulta su línea del día y el chat de su trabajo. El almuerzo y los descansos no se diluyen en un mensaje de «ya llegué». Puede pedir el dato sin reconstruir la semana.</w:t>
+              <w:t>La asistencia deja quién llegó, almorzó, descansó y salió. Sirve para ver el equipo que la iniciativa dice tener o retener.</w:t>
             </w:r>
           </w:p>
         </w:tc>
@@ -23340,7 +23141,7 @@
         </w:trPr>
         <w:tc>
           <w:tcPr>
-            <w:tcW w:type="dxa" w:w="2200"/>
+            <w:tcW w:type="dxa" w:w="2800"/>
             <w:tcBorders>
               <w:top w:val="single" w:sz="4" w:space="0" w:color="1B3325"/>
               <w:left w:val="single" w:sz="4" w:space="0" w:color="1B3325"/>
@@ -23372,13 +23173,13 @@
                 <w:color w:val="1B3325"/>
                 <w:sz w:val="18"/>
               </w:rPr>
-              <w:t>La empresa</w:t>
+              <w:t>Orden de la unidad productiva</w:t>
             </w:r>
           </w:p>
         </w:tc>
         <w:tc>
           <w:tcPr>
-            <w:tcW w:type="dxa" w:w="7400"/>
+            <w:tcW w:type="dxa" w:w="6800"/>
             <w:tcBorders>
               <w:top w:val="single" w:sz="4" w:space="0" w:color="1B3325"/>
               <w:left w:val="single" w:sz="4" w:space="0" w:color="1B3325"/>
@@ -23410,7 +23211,7 @@
                 <w:color w:val="1B3325"/>
                 <w:sz w:val="18"/>
               </w:rPr>
-              <w:t>Explica una jornada con marcas de fecha y hora, y explica la gestión de un cliente con el expediente y el chat interno. El reglamento y la política de desconexión tienen un soporte que se puede abrir.</w:t>
+              <w:t>El expediente del cliente y el chat interno dejan cómo se atiende el negocio, dentro de la empresa.</w:t>
             </w:r>
           </w:p>
         </w:tc>
@@ -23421,7 +23222,7 @@
         </w:trPr>
         <w:tc>
           <w:tcPr>
-            <w:tcW w:type="dxa" w:w="2200"/>
+            <w:tcW w:type="dxa" w:w="2800"/>
             <w:tcBorders>
               <w:top w:val="single" w:sz="4" w:space="0" w:color="1B3325"/>
               <w:left w:val="single" w:sz="4" w:space="0" w:color="1B3325"/>
@@ -23452,13 +23253,13 @@
                 <w:color w:val="1B3325"/>
                 <w:sz w:val="18"/>
               </w:rPr>
-              <w:t>Una revisión o una queja</w:t>
+              <w:t>Continuidad del emprendimiento</w:t>
             </w:r>
           </w:p>
         </w:tc>
         <w:tc>
           <w:tcPr>
-            <w:tcW w:type="dxa" w:w="7400"/>
+            <w:tcW w:type="dxa" w:w="6800"/>
             <w:tcBorders>
               <w:top w:val="single" w:sz="4" w:space="0" w:color="1B3325"/>
               <w:left w:val="single" w:sz="4" w:space="0" w:color="1B3325"/>
@@ -23489,7 +23290,27 @@
                 <w:color w:val="1B3325"/>
                 <w:sz w:val="18"/>
               </w:rPr>
-              <w:t>El intermedio de descanso se distingue del tiempo de trabajo, que es la separación del artículo 167. La orden tiene autor y hora, que es el dato que la Ley 2191 pone en el centro.</w:t>
+              <w:t xml:space="preserve">El Drive guarda actas, formatos y la gestión. Los 2 TB los entrega </w:t>
+            </w:r>
+            <w:r>
+              <w:rPr>
+                <w:rFonts w:ascii="Poppins" w:hAnsi="Poppins" w:cs="Poppins" w:eastAsia="Poppins"/>
+                <w:b/>
+                <w:i w:val="0"/>
+                <w:color w:val="1B3325"/>
+                <w:sz w:val="18"/>
+              </w:rPr>
+              <w:t>THE COMPANY DEV</w:t>
+            </w:r>
+            <w:r>
+              <w:rPr>
+                <w:rFonts w:ascii="Poppins" w:hAnsi="Poppins" w:cs="Poppins" w:eastAsia="Poppins"/>
+                <w:b w:val="0"/>
+                <w:i w:val="0"/>
+                <w:color w:val="1B3325"/>
+                <w:sz w:val="18"/>
+              </w:rPr>
+              <w:t>.</w:t>
             </w:r>
           </w:p>
         </w:tc>
@@ -23516,27 +23337,7 @@
           <w:color w:val="1B3325"/>
           <w:sz w:val="26"/>
         </w:rPr>
-        <w:t xml:space="preserve">La parte social de </w:t>
-      </w:r>
-      <w:r>
-        <w:rPr>
-          <w:rFonts w:ascii="Poppins" w:hAnsi="Poppins" w:cs="Poppins" w:eastAsia="Poppins"/>
-          <w:b/>
-          <w:i w:val="0"/>
-          <w:color w:val="1B3325"/>
-          <w:sz w:val="26"/>
-        </w:rPr>
-        <w:t>RecoTime</w:t>
-      </w:r>
-      <w:r>
-        <w:rPr>
-          <w:rFonts w:ascii="Poppins" w:hAnsi="Poppins" w:cs="Poppins" w:eastAsia="Poppins"/>
-          <w:b w:val="0"/>
-          <w:i w:val="0"/>
-          <w:color w:val="1B3325"/>
-          <w:sz w:val="26"/>
-        </w:rPr>
-        <w:t xml:space="preserve"> es ese registro compartido. Protege el tiempo de descanso porque lo hace visible, y protege la vida personal porque saca la orden de trabajo del teléfono particular. La obligación legal sigue en la empresa: el reglamento, la política de desconexión y la liquidación de la jornada no se delegan en el software.</w:t>
+        <w:t>La ayuda es de operación. La postulación, los indicadores ante el fondo y la condonación siguen a cargo de quien presente el plan.</w:t>
       </w:r>
     </w:p>
     <w:p>

--- a/documentos/recotime/informe-recotime.docx
+++ b/documentos/recotime/informe-recotime.docx
@@ -169,7 +169,7 @@
     </w:p>
     <w:p>
       <w:pPr>
-        <w:spacing w:before="0" w:after="160" w:line="259" w:lineRule="auto"/>
+        <w:spacing w:before="40" w:after="160" w:line="259" w:lineRule="auto"/>
         <w:jc w:val="left"/>
         <w:widowControl/>
       </w:pPr>
@@ -178,10 +178,10 @@
           <w:rFonts w:ascii="Poppins" w:hAnsi="Poppins" w:cs="Poppins" w:eastAsia="Poppins"/>
           <w:b w:val="0"/>
           <w:i w:val="0"/>
-          <w:color w:val="1B3325"/>
-          <w:sz w:val="26"/>
+          <w:color w:val="003060"/>
+          <w:sz w:val="24"/>
         </w:rPr>
-        <w:t>“El día del equipo se entiende cuando se ve la llegada, el almuerzo, el descanso y el trabajo de cada persona.”</w:t>
+        <w:t>Quién atendió al cliente, qué se dijo y cómo fue la jornada.</w:t>
       </w:r>
     </w:p>
     <w:p>

--- a/documentos/recotime/informe-recotime.docx
+++ b/documentos/recotime/informe-recotime.docx
@@ -2804,7 +2804,7 @@
           <w:color w:val="1B3325"/>
           <w:sz w:val="26"/>
         </w:rPr>
-        <w:t xml:space="preserve">El comprador de esta versión es la empresa que dirige personas y clientes. Las cifras de nómina y de contabilidad de la sección 9 sirven para mostrar qué problema cubre otro producto. </w:t>
+        <w:t xml:space="preserve">El comprador de esta versión es la empresa que dirige personas y clientes. Las cifras de nómina y de contabilidad de la sección 9 sirven para mostrar qué problema cubre otro producto. Nómina, contabilidad, varias sedes, reloj o aplicación en tienda se presuponen en </w:t>
       </w:r>
       <w:r>
         <w:rPr>
@@ -2814,7 +2814,7 @@
           <w:color w:val="1B3325"/>
           <w:sz w:val="26"/>
         </w:rPr>
-        <w:t>RecoTime</w:t>
+        <w:t>Kybox</w:t>
       </w:r>
       <w:r>
         <w:rPr>
@@ -2824,7 +2824,7 @@
           <w:color w:val="1B3325"/>
           <w:sz w:val="26"/>
         </w:rPr>
-        <w:t xml:space="preserve"> puede crecer después, por cotización, hacia varias sedes, marcación desde un reloj o una aplicación publicada en tienda.</w:t>
+        <w:t>, un servicio aparte.</w:t>
       </w:r>
     </w:p>
     <w:p>
@@ -4310,7 +4310,7 @@
           <w:color w:val="1B3325"/>
           <w:sz w:val="26"/>
         </w:rPr>
-        <w:t>La configuración, la carga inicial acordada, la estructura de carpetas del Drive, la capacitación por rol y la documentación básica van incluidas en las tres modalidades. El calendario propuesto es de 8 a 12 semanas, contadas desde el día en que la empresa entrega el organigrama, la lista de trabajadores, los clientes activos, el horario de llegada, almuerzo y descansos, y el acceso a la VPS y al dominio. Si esa información llega después, el calendario se corre.</w:t>
+        <w:t>La configuración, la carga inicial acordada, la estructura de carpetas del Drive, la capacitación por rol y la documentación básica van incluidas en las tres modalidades. La puesta en marcha dura de 1 a 2 semanas, contadas desde el día en que la empresa entrega a tiempo el organigrama, la lista de trabajadores, los clientes activos, el horario de llegada, almuerzo y descansos, y el acceso a la VPS y al dominio. Si esa información llega después, el calendario se corre.</w:t>
       </w:r>
     </w:p>
     <w:p>
@@ -4345,7 +4345,67 @@
           <w:color w:val="1B3325"/>
           <w:sz w:val="26"/>
         </w:rPr>
-        <w:t xml:space="preserve">Esta versión deja para una cotización posterior la nómina, la PILA, la nómina electrónica ante la DIAN, la factura electrónica, la contabilidad, el inventario, las compras y el POS. También se cotizan el reloj o el biométrico, la publicación en Play Store o App Store, varias sedes, el espacio por encima de la cuota de 2 TB y el consumo de WhatsApp. Las marcas de esta versión las registra el trabajador o el supervisor dentro de </w:t>
+        <w:t xml:space="preserve">Lo que queda fuera de esta versión se presupuesta por aparte, en otro servicio de </w:t>
+      </w:r>
+      <w:r>
+        <w:rPr>
+          <w:rFonts w:ascii="Poppins" w:hAnsi="Poppins" w:cs="Poppins" w:eastAsia="Poppins"/>
+          <w:b/>
+          <w:i w:val="0"/>
+          <w:color w:val="1B3325"/>
+          <w:sz w:val="26"/>
+        </w:rPr>
+        <w:t>THE COMPANY DEV</w:t>
+      </w:r>
+      <w:r>
+        <w:rPr>
+          <w:rFonts w:ascii="Poppins" w:hAnsi="Poppins" w:cs="Poppins" w:eastAsia="Poppins"/>
+          <w:b w:val="0"/>
+          <w:i w:val="0"/>
+          <w:color w:val="1B3325"/>
+          <w:sz w:val="26"/>
+        </w:rPr>
+        <w:t xml:space="preserve"> que se llama </w:t>
+      </w:r>
+      <w:r>
+        <w:rPr>
+          <w:rFonts w:ascii="Poppins" w:hAnsi="Poppins" w:cs="Poppins" w:eastAsia="Poppins"/>
+          <w:b/>
+          <w:i w:val="0"/>
+          <w:color w:val="1B3325"/>
+          <w:sz w:val="26"/>
+        </w:rPr>
+        <w:t>Kybox</w:t>
+      </w:r>
+      <w:r>
+        <w:rPr>
+          <w:rFonts w:ascii="Poppins" w:hAnsi="Poppins" w:cs="Poppins" w:eastAsia="Poppins"/>
+          <w:b w:val="0"/>
+          <w:i w:val="0"/>
+          <w:color w:val="1B3325"/>
+          <w:sz w:val="26"/>
+        </w:rPr>
+        <w:t xml:space="preserve">: la nómina, la PILA, la nómina electrónica ante la DIAN, la factura electrónica, la contabilidad, el inventario, las compras y el POS. En </w:t>
+      </w:r>
+      <w:r>
+        <w:rPr>
+          <w:rFonts w:ascii="Poppins" w:hAnsi="Poppins" w:cs="Poppins" w:eastAsia="Poppins"/>
+          <w:b/>
+          <w:i w:val="0"/>
+          <w:color w:val="1B3325"/>
+          <w:sz w:val="26"/>
+        </w:rPr>
+        <w:t>Kybox</w:t>
+      </w:r>
+      <w:r>
+        <w:rPr>
+          <w:rFonts w:ascii="Poppins" w:hAnsi="Poppins" w:cs="Poppins" w:eastAsia="Poppins"/>
+          <w:b w:val="0"/>
+          <w:i w:val="0"/>
+          <w:color w:val="1B3325"/>
+          <w:sz w:val="26"/>
+        </w:rPr>
+        <w:t xml:space="preserve"> también entran el reloj o el biométrico, la publicación en Play Store o App Store, varias sedes, el espacio por encima de la cuota de 2 TB y el consumo de WhatsApp. Las marcas de esta versión las registra el trabajador o el supervisor dentro de </w:t>
       </w:r>
       <w:r>
         <w:rPr>
@@ -4365,7 +4425,7 @@
           <w:color w:val="1B3325"/>
           <w:sz w:val="26"/>
         </w:rPr>
-        <w:t>. La VPS y el dominio no se cotizan aquí: los coloca el cliente.</w:t>
+        <w:t>. La VPS y el dominio los coloca el cliente.</w:t>
       </w:r>
     </w:p>
     <w:p>
@@ -18613,7 +18673,27 @@
                 <w:color w:val="1B3325"/>
                 <w:sz w:val="20"/>
               </w:rPr>
-              <w:t>Se cotizan, o permanecen en el software contable del cliente.</w:t>
+              <w:t xml:space="preserve">Se presupuesta en </w:t>
+            </w:r>
+            <w:r>
+              <w:rPr>
+                <w:rFonts w:ascii="Poppins" w:hAnsi="Poppins" w:cs="Poppins" w:eastAsia="Poppins"/>
+                <w:b/>
+                <w:i w:val="0"/>
+                <w:color w:val="1B3325"/>
+                <w:sz w:val="20"/>
+              </w:rPr>
+              <w:t>Kybox</w:t>
+            </w:r>
+            <w:r>
+              <w:rPr>
+                <w:rFonts w:ascii="Poppins" w:hAnsi="Poppins" w:cs="Poppins" w:eastAsia="Poppins"/>
+                <w:b w:val="0"/>
+                <w:i w:val="0"/>
+                <w:color w:val="1B3325"/>
+                <w:sz w:val="20"/>
+              </w:rPr>
+              <w:t>, o permanece en el software contable del cliente.</w:t>
             </w:r>
           </w:p>
         </w:tc>
@@ -18694,7 +18774,27 @@
                 <w:color w:val="1B3325"/>
                 <w:sz w:val="20"/>
               </w:rPr>
-              <w:t>Se cotizan según el alcance.</w:t>
+              <w:t xml:space="preserve">Se presupuesta en </w:t>
+            </w:r>
+            <w:r>
+              <w:rPr>
+                <w:rFonts w:ascii="Poppins" w:hAnsi="Poppins" w:cs="Poppins" w:eastAsia="Poppins"/>
+                <w:b/>
+                <w:i w:val="0"/>
+                <w:color w:val="1B3325"/>
+                <w:sz w:val="20"/>
+              </w:rPr>
+              <w:t>Kybox</w:t>
+            </w:r>
+            <w:r>
+              <w:rPr>
+                <w:rFonts w:ascii="Poppins" w:hAnsi="Poppins" w:cs="Poppins" w:eastAsia="Poppins"/>
+                <w:b w:val="0"/>
+                <w:i w:val="0"/>
+                <w:color w:val="1B3325"/>
+                <w:sz w:val="20"/>
+              </w:rPr>
+              <w:t>, según el alcance.</w:t>
             </w:r>
           </w:p>
         </w:tc>
@@ -18775,7 +18875,27 @@
                 <w:color w:val="1B3325"/>
                 <w:sz w:val="20"/>
               </w:rPr>
-              <w:t xml:space="preserve">Se cotiza. Esta versión registra la marca dentro de </w:t>
+              <w:t xml:space="preserve">Se presupuesta en </w:t>
+            </w:r>
+            <w:r>
+              <w:rPr>
+                <w:rFonts w:ascii="Poppins" w:hAnsi="Poppins" w:cs="Poppins" w:eastAsia="Poppins"/>
+                <w:b/>
+                <w:i w:val="0"/>
+                <w:color w:val="1B3325"/>
+                <w:sz w:val="20"/>
+              </w:rPr>
+              <w:t>Kybox</w:t>
+            </w:r>
+            <w:r>
+              <w:rPr>
+                <w:rFonts w:ascii="Poppins" w:hAnsi="Poppins" w:cs="Poppins" w:eastAsia="Poppins"/>
+                <w:b w:val="0"/>
+                <w:i w:val="0"/>
+                <w:color w:val="1B3325"/>
+                <w:sz w:val="20"/>
+              </w:rPr>
+              <w:t xml:space="preserve">. Esta versión registra la marca dentro de </w:t>
             </w:r>
             <w:r>
               <w:rPr>
@@ -18876,7 +18996,27 @@
                 <w:color w:val="1B3325"/>
                 <w:sz w:val="20"/>
               </w:rPr>
-              <w:t xml:space="preserve">Se cotiza. Los 2 TB del Drive los entrega </w:t>
+              <w:t xml:space="preserve">Se presupuesta en </w:t>
+            </w:r>
+            <w:r>
+              <w:rPr>
+                <w:rFonts w:ascii="Poppins" w:hAnsi="Poppins" w:cs="Poppins" w:eastAsia="Poppins"/>
+                <w:b/>
+                <w:i w:val="0"/>
+                <w:color w:val="1B3325"/>
+                <w:sz w:val="20"/>
+              </w:rPr>
+              <w:t>Kybox</w:t>
+            </w:r>
+            <w:r>
+              <w:rPr>
+                <w:rFonts w:ascii="Poppins" w:hAnsi="Poppins" w:cs="Poppins" w:eastAsia="Poppins"/>
+                <w:b w:val="0"/>
+                <w:i w:val="0"/>
+                <w:color w:val="1B3325"/>
+                <w:sz w:val="20"/>
+              </w:rPr>
+              <w:t xml:space="preserve">. Los 2 TB del Drive los entrega </w:t>
             </w:r>
             <w:r>
               <w:rPr>
@@ -18977,7 +19117,27 @@
                 <w:color w:val="1B3325"/>
                 <w:sz w:val="20"/>
               </w:rPr>
-              <w:t>Lo paga el cliente al proveedor de la línea. No va en la mensualidad.</w:t>
+              <w:t xml:space="preserve">Se presupuesta en </w:t>
+            </w:r>
+            <w:r>
+              <w:rPr>
+                <w:rFonts w:ascii="Poppins" w:hAnsi="Poppins" w:cs="Poppins" w:eastAsia="Poppins"/>
+                <w:b/>
+                <w:i w:val="0"/>
+                <w:color w:val="1B3325"/>
+                <w:sz w:val="20"/>
+              </w:rPr>
+              <w:t>Kybox</w:t>
+            </w:r>
+            <w:r>
+              <w:rPr>
+                <w:rFonts w:ascii="Poppins" w:hAnsi="Poppins" w:cs="Poppins" w:eastAsia="Poppins"/>
+                <w:b w:val="0"/>
+                <w:i w:val="0"/>
+                <w:color w:val="1B3325"/>
+                <w:sz w:val="20"/>
+              </w:rPr>
+              <w:t>. El consumo de la línea lo paga el cliente al proveedor.</w:t>
             </w:r>
           </w:p>
         </w:tc>
@@ -19970,7 +20130,27 @@
                 <w:color w:val="1B3325"/>
                 <w:sz w:val="16"/>
               </w:rPr>
-              <w:t>Fuera de esta versión</w:t>
+              <w:t xml:space="preserve">Fuera de esta versión. Se presupuesta en </w:t>
+            </w:r>
+            <w:r>
+              <w:rPr>
+                <w:rFonts w:ascii="Poppins" w:hAnsi="Poppins" w:cs="Poppins" w:eastAsia="Poppins"/>
+                <w:b/>
+                <w:i w:val="0"/>
+                <w:color w:val="1B3325"/>
+                <w:sz w:val="16"/>
+              </w:rPr>
+              <w:t>Kybox</w:t>
+            </w:r>
+            <w:r>
+              <w:rPr>
+                <w:rFonts w:ascii="Poppins" w:hAnsi="Poppins" w:cs="Poppins" w:eastAsia="Poppins"/>
+                <w:b w:val="0"/>
+                <w:i w:val="0"/>
+                <w:color w:val="1B3325"/>
+                <w:sz w:val="16"/>
+              </w:rPr>
+              <w:t>.</w:t>
             </w:r>
           </w:p>
         </w:tc>
@@ -20087,7 +20267,27 @@
                 <w:color w:val="1B3325"/>
                 <w:sz w:val="16"/>
               </w:rPr>
-              <w:t>Fuera de esta versión</w:t>
+              <w:t xml:space="preserve">Fuera de esta versión. Se presupuesta en </w:t>
+            </w:r>
+            <w:r>
+              <w:rPr>
+                <w:rFonts w:ascii="Poppins" w:hAnsi="Poppins" w:cs="Poppins" w:eastAsia="Poppins"/>
+                <w:b/>
+                <w:i w:val="0"/>
+                <w:color w:val="1B3325"/>
+                <w:sz w:val="16"/>
+              </w:rPr>
+              <w:t>Kybox</w:t>
+            </w:r>
+            <w:r>
+              <w:rPr>
+                <w:rFonts w:ascii="Poppins" w:hAnsi="Poppins" w:cs="Poppins" w:eastAsia="Poppins"/>
+                <w:b w:val="0"/>
+                <w:i w:val="0"/>
+                <w:color w:val="1B3325"/>
+                <w:sz w:val="16"/>
+              </w:rPr>
+              <w:t>.</w:t>
             </w:r>
           </w:p>
         </w:tc>
@@ -22203,7 +22403,7 @@
                 <w:color w:val="1B3325"/>
                 <w:sz w:val="20"/>
               </w:rPr>
-              <w:t>El calendario de 8 a 12 semanas corre cuando el cliente ya colocó la VPS y el dominio, y entregó organigrama, trabajadores, clientes y horario.</w:t>
+              <w:t>La puesta en marcha dura de 1 a 2 semanas cuando el cliente entrega a tiempo la VPS, el dominio, el organigrama, los trabajadores, los clientes y el horario.</w:t>
             </w:r>
           </w:p>
         </w:tc>
@@ -22817,7 +23017,7 @@
           <w:color w:val="1B3325"/>
           <w:sz w:val="26"/>
         </w:rPr>
-        <w:t>Aprobar el calendario de 8 a 12 semanas y las 3 horas mensuales de soporte.</w:t>
+        <w:t>Aprobar la puesta en marcha de 1 a 2 semanas, cuando el cliente entrega la información a tiempo, y las 3 horas mensuales de soporte.</w:t>
       </w:r>
     </w:p>
     <w:p>
